--- a/odevler/dosyalar/4.docx
+++ b/odevler/dosyalar/4.docx
@@ -1,300 +1,857 @@
 
 <file path=word/document.xml><?xml version="1.0" encoding="utf-8"?>
-<w:document xmlns:mc="http://schemas.openxmlformats.org/markup-compatibility/2006" xmlns:o="urn:schemas-microsoft-com:office:office" xmlns:r="http://schemas.openxmlformats.org/officeDocument/2006/relationships" xmlns:m="http://schemas.openxmlformats.org/officeDocument/2006/math" xmlns:v="urn:schemas-microsoft-com:vml" xmlns:wp="http://schemas.openxmlformats.org/drawingml/2006/wordprocessingDrawing" xmlns:w10="urn:schemas-microsoft-com:office:word" xmlns:w="http://schemas.openxmlformats.org/wordprocessingml/2006/main" xmlns:wne="http://schemas.microsoft.com/office/word/2006/wordml" xmlns:sl="http://schemas.openxmlformats.org/schemaLibrary/2006/main" xmlns:a="http://schemas.openxmlformats.org/drawingml/2006/main" xmlns:pic="http://schemas.openxmlformats.org/drawingml/2006/picture" xmlns:c="http://schemas.openxmlformats.org/drawingml/2006/chart" xmlns:lc="http://schemas.openxmlformats.org/drawingml/2006/lockedCanvas" xmlns:dgm="http://schemas.openxmlformats.org/drawingml/2006/diagram" xmlns:wps="http://schemas.microsoft.com/office/word/2010/wordprocessingShape" xmlns:wpg="http://schemas.microsoft.com/office/word/2010/wordprocessingGroup" xmlns:w14="http://schemas.microsoft.com/office/word/2010/wordml" xmlns:w15="http://schemas.microsoft.com/office/word/2012/wordml" xmlns:w16="http://schemas.microsoft.com/office/word/2018/wordml" xmlns:w16cex="http://schemas.microsoft.com/office/word/2018/wordml/cex" xmlns:w16cid="http://schemas.microsoft.com/office/word/2016/wordml/cid" xmlns="http://schemas.microsoft.com/office/tasks/2019/documenttasks" xmlns:cr="http://schemas.microsoft.com/office/comments/2020/reactions">
+<w:document xmlns:wpc="http://schemas.microsoft.com/office/word/2010/wordprocessingCanvas" xmlns:cx="http://schemas.microsoft.com/office/drawing/2014/chartex" xmlns:cx1="http://schemas.microsoft.com/office/drawing/2015/9/8/chartex" xmlns:cx2="http://schemas.microsoft.com/office/drawing/2015/10/21/chartex" xmlns:cx3="http://schemas.microsoft.com/office/drawing/2016/5/9/chartex" xmlns:cx4="http://schemas.microsoft.com/office/drawing/2016/5/10/chartex" xmlns:cx5="http://schemas.microsoft.com/office/drawing/2016/5/11/chartex" xmlns:cx6="http://schemas.microsoft.com/office/drawing/2016/5/12/chartex" xmlns:cx7="http://schemas.microsoft.com/office/drawing/2016/5/13/chartex" xmlns:cx8="http://schemas.microsoft.com/office/drawing/2016/5/14/chartex" xmlns:mc="http://schemas.openxmlformats.org/markup-compatibility/2006" xmlns:aink="http://schemas.microsoft.com/office/drawing/2016/ink" xmlns:am3d="http://schemas.microsoft.com/office/drawing/2017/model3d" xmlns:o="urn:schemas-microsoft-com:office:office" xmlns:oel="http://schemas.microsoft.com/office/2019/extlst" xmlns:r="http://schemas.openxmlformats.org/officeDocument/2006/relationships" xmlns:m="http://schemas.openxmlformats.org/officeDocument/2006/math" xmlns:v="urn:schemas-microsoft-com:vml" xmlns:wp14="http://schemas.microsoft.com/office/word/2010/wordprocessingDrawing" xmlns:wp="http://schemas.openxmlformats.org/drawingml/2006/wordprocessingDrawing" xmlns:w10="urn:schemas-microsoft-com:office:word" xmlns:w="http://schemas.openxmlformats.org/wordprocessingml/2006/main" xmlns:w14="http://schemas.microsoft.com/office/word/2010/wordml" xmlns:w15="http://schemas.microsoft.com/office/word/2012/wordml" xmlns:w16cex="http://schemas.microsoft.com/office/word/2018/wordml/cex" xmlns:w16cid="http://schemas.microsoft.com/office/word/2016/wordml/cid" xmlns:w16="http://schemas.microsoft.com/office/word/2018/wordml" xmlns:w16du="http://schemas.microsoft.com/office/word/2023/wordml/word16du" xmlns:w16sdtdh="http://schemas.microsoft.com/office/word/2020/wordml/sdtdatahash" xmlns:w16sdtfl="http://schemas.microsoft.com/office/word/2024/wordml/sdtformatlock" xmlns:w16se="http://schemas.microsoft.com/office/word/2015/wordml/symex" xmlns:wpg="http://schemas.microsoft.com/office/word/2010/wordprocessingGroup" xmlns:wpi="http://schemas.microsoft.com/office/word/2010/wordprocessingInk" xmlns:wne="http://schemas.microsoft.com/office/word/2006/wordml" xmlns:wps="http://schemas.microsoft.com/office/word/2010/wordprocessingShape" mc:Ignorable="w14 w15 w16se w16cid w16 w16cex w16sdtdh w16sdtfl w16du wp14">
   <w:body>
     <w:p>
       <w:pPr>
+        <w:spacing w:line="360" w:lineRule="auto"/>
         <w:jc w:val="center"/>
-        <w:rPr/>
-      </w:pPr>
-      <w:r>
-        <w:rPr>
-          <w:rtl w:val="0"/>
-        </w:rPr>
-        <w:t xml:space="preserve">Edibe YILMAZ</w:t>
+        <w:rPr>
+          <w:sz w:val="24"/>
+          <w:szCs w:val="24"/>
+        </w:rPr>
+      </w:pPr>
+      <w:r>
+        <w:rPr>
+          <w:sz w:val="24"/>
+          <w:szCs w:val="24"/>
+        </w:rPr>
+        <w:t>Edibe YILMAZ</w:t>
       </w:r>
     </w:p>
     <w:p>
       <w:pPr>
+        <w:spacing w:line="360" w:lineRule="auto"/>
         <w:jc w:val="center"/>
-        <w:rPr/>
-      </w:pPr>
-      <w:r>
-        <w:rPr>
-          <w:rtl w:val="0"/>
-        </w:rPr>
-        <w:t xml:space="preserve">Türkçe ve Sosyal Bilimler Eğitimi Bölümü, Hacettepe Üniversitesi</w:t>
+        <w:rPr>
+          <w:sz w:val="24"/>
+          <w:szCs w:val="24"/>
+        </w:rPr>
+      </w:pPr>
+      <w:r>
+        <w:rPr>
+          <w:sz w:val="24"/>
+          <w:szCs w:val="24"/>
+        </w:rPr>
+        <w:t>Türkçe ve Sosyal Bilimler Eğitimi Bölümü, Hacettepe Üniversitesi</w:t>
       </w:r>
     </w:p>
     <w:p>
       <w:pPr>
+        <w:spacing w:line="360" w:lineRule="auto"/>
         <w:jc w:val="center"/>
-        <w:rPr/>
-      </w:pPr>
-      <w:r>
-        <w:rPr>
-          <w:rtl w:val="0"/>
-        </w:rPr>
-        <w:t xml:space="preserve">TRO703: Türkçe Eğitimi Araştırmalarıi</w:t>
+        <w:rPr>
+          <w:sz w:val="24"/>
+          <w:szCs w:val="24"/>
+        </w:rPr>
+      </w:pPr>
+      <w:r>
+        <w:rPr>
+          <w:sz w:val="24"/>
+          <w:szCs w:val="24"/>
+        </w:rPr>
+        <w:t>TRO703: Türkçe Eğitimi Araştırmaları</w:t>
       </w:r>
     </w:p>
     <w:p>
       <w:pPr>
+        <w:spacing w:line="360" w:lineRule="auto"/>
         <w:jc w:val="center"/>
-        <w:rPr/>
-      </w:pPr>
-      <w:r>
-        <w:rPr>
-          <w:rtl w:val="0"/>
-        </w:rPr>
-      </w:r>
+        <w:rPr>
+          <w:sz w:val="24"/>
+          <w:szCs w:val="24"/>
+        </w:rPr>
+      </w:pPr>
     </w:p>
     <w:p>
       <w:pPr>
+        <w:spacing w:line="360" w:lineRule="auto"/>
         <w:jc w:val="center"/>
         <w:rPr>
-          <w:b w:val="1"/>
-        </w:rPr>
-      </w:pPr>
-      <w:r>
-        <w:rPr>
-          <w:b w:val="1"/>
-          <w:rtl w:val="0"/>
-        </w:rPr>
-        <w:t xml:space="preserve">RAPOR</w:t>
+          <w:b/>
+          <w:sz w:val="24"/>
+          <w:szCs w:val="24"/>
+        </w:rPr>
+      </w:pPr>
+      <w:r>
+        <w:rPr>
+          <w:b/>
+          <w:sz w:val="24"/>
+          <w:szCs w:val="24"/>
+        </w:rPr>
+        <w:t>RAPOR</w:t>
       </w:r>
     </w:p>
     <w:p>
       <w:pPr>
+        <w:spacing w:line="360" w:lineRule="auto"/>
         <w:jc w:val="center"/>
         <w:rPr>
-          <w:b w:val="1"/>
-        </w:rPr>
-      </w:pPr>
-      <w:r>
-        <w:rPr>
-          <w:rtl w:val="0"/>
-        </w:rPr>
-      </w:r>
+          <w:b/>
+          <w:sz w:val="24"/>
+          <w:szCs w:val="24"/>
+        </w:rPr>
+      </w:pPr>
     </w:p>
     <w:p>
       <w:pPr>
         <w:widowControl w:val="0"/>
-        <w:spacing w:line="240" w:lineRule="auto"/>
+        <w:spacing w:line="360" w:lineRule="auto"/>
         <w:jc w:val="both"/>
         <w:rPr>
-          <w:b w:val="1"/>
-        </w:rPr>
-      </w:pPr>
-      <w:r>
-        <w:rPr>
-          <w:b w:val="1"/>
-          <w:color w:val="2c2c36"/>
-          <w:highlight w:val="white"/>
-          <w:rtl w:val="0"/>
-        </w:rPr>
-        <w:t xml:space="preserve">Zhang, W., Zhao, M., &amp; Zhu, Y. (2022). Understanding individual differences in metacognitive strategy use, task demand, and performance in integrated L2 speaking assessment tasks. </w:t>
-      </w:r>
-      <w:r>
-        <w:rPr>
-          <w:b w:val="1"/>
-          <w:i w:val="1"/>
-          <w:color w:val="2c2c36"/>
-          <w:highlight w:val="white"/>
-          <w:rtl w:val="0"/>
-        </w:rPr>
-        <w:t xml:space="preserve">Frontiers in Psychology, 13</w:t>
-      </w:r>
-      <w:r>
-        <w:rPr>
-          <w:b w:val="1"/>
-          <w:color w:val="2c2c36"/>
-          <w:highlight w:val="white"/>
-          <w:rtl w:val="0"/>
-        </w:rPr>
-        <w:t xml:space="preserve">, Article 876208.</w:t>
-      </w:r>
-      <w:hyperlink r:id="rId6">
+          <w:b/>
+          <w:sz w:val="24"/>
+          <w:szCs w:val="24"/>
+        </w:rPr>
+      </w:pPr>
+      <w:r>
+        <w:rPr>
+          <w:b/>
+          <w:color w:val="2C2C36"/>
+          <w:sz w:val="24"/>
+          <w:szCs w:val="24"/>
+          <w:highlight w:val="white"/>
+        </w:rPr>
+        <w:t xml:space="preserve">Zhang, W., Zhao, M., &amp; Zhu, Y. (2022). </w:t>
+      </w:r>
+      <w:proofErr w:type="spellStart"/>
+      <w:r>
+        <w:rPr>
+          <w:b/>
+          <w:color w:val="2C2C36"/>
+          <w:sz w:val="24"/>
+          <w:szCs w:val="24"/>
+          <w:highlight w:val="white"/>
+        </w:rPr>
+        <w:t>Understanding</w:t>
+      </w:r>
+      <w:proofErr w:type="spellEnd"/>
+      <w:r>
+        <w:rPr>
+          <w:b/>
+          <w:color w:val="2C2C36"/>
+          <w:sz w:val="24"/>
+          <w:szCs w:val="24"/>
+          <w:highlight w:val="white"/>
+        </w:rPr>
+        <w:t xml:space="preserve"> </w:t>
+      </w:r>
+      <w:proofErr w:type="spellStart"/>
+      <w:r>
+        <w:rPr>
+          <w:b/>
+          <w:color w:val="2C2C36"/>
+          <w:sz w:val="24"/>
+          <w:szCs w:val="24"/>
+          <w:highlight w:val="white"/>
+        </w:rPr>
+        <w:t>individual</w:t>
+      </w:r>
+      <w:proofErr w:type="spellEnd"/>
+      <w:r>
+        <w:rPr>
+          <w:b/>
+          <w:color w:val="2C2C36"/>
+          <w:sz w:val="24"/>
+          <w:szCs w:val="24"/>
+          <w:highlight w:val="white"/>
+        </w:rPr>
+        <w:t xml:space="preserve"> </w:t>
+      </w:r>
+      <w:proofErr w:type="spellStart"/>
+      <w:r>
+        <w:rPr>
+          <w:b/>
+          <w:color w:val="2C2C36"/>
+          <w:sz w:val="24"/>
+          <w:szCs w:val="24"/>
+          <w:highlight w:val="white"/>
+        </w:rPr>
+        <w:t>differences</w:t>
+      </w:r>
+      <w:proofErr w:type="spellEnd"/>
+      <w:r>
+        <w:rPr>
+          <w:b/>
+          <w:color w:val="2C2C36"/>
+          <w:sz w:val="24"/>
+          <w:szCs w:val="24"/>
+          <w:highlight w:val="white"/>
+        </w:rPr>
+        <w:t xml:space="preserve"> in </w:t>
+      </w:r>
+      <w:proofErr w:type="spellStart"/>
+      <w:r>
+        <w:rPr>
+          <w:b/>
+          <w:color w:val="2C2C36"/>
+          <w:sz w:val="24"/>
+          <w:szCs w:val="24"/>
+          <w:highlight w:val="white"/>
+        </w:rPr>
+        <w:t>metacognitive</w:t>
+      </w:r>
+      <w:proofErr w:type="spellEnd"/>
+      <w:r>
+        <w:rPr>
+          <w:b/>
+          <w:color w:val="2C2C36"/>
+          <w:sz w:val="24"/>
+          <w:szCs w:val="24"/>
+          <w:highlight w:val="white"/>
+        </w:rPr>
+        <w:t xml:space="preserve"> </w:t>
+      </w:r>
+      <w:proofErr w:type="spellStart"/>
+      <w:r>
+        <w:rPr>
+          <w:b/>
+          <w:color w:val="2C2C36"/>
+          <w:sz w:val="24"/>
+          <w:szCs w:val="24"/>
+          <w:highlight w:val="white"/>
+        </w:rPr>
+        <w:t>strategy</w:t>
+      </w:r>
+      <w:proofErr w:type="spellEnd"/>
+      <w:r>
+        <w:rPr>
+          <w:b/>
+          <w:color w:val="2C2C36"/>
+          <w:sz w:val="24"/>
+          <w:szCs w:val="24"/>
+          <w:highlight w:val="white"/>
+        </w:rPr>
+        <w:t xml:space="preserve"> </w:t>
+      </w:r>
+      <w:proofErr w:type="spellStart"/>
+      <w:r>
+        <w:rPr>
+          <w:b/>
+          <w:color w:val="2C2C36"/>
+          <w:sz w:val="24"/>
+          <w:szCs w:val="24"/>
+          <w:highlight w:val="white"/>
+        </w:rPr>
+        <w:t>use</w:t>
+      </w:r>
+      <w:proofErr w:type="spellEnd"/>
+      <w:r>
+        <w:rPr>
+          <w:b/>
+          <w:color w:val="2C2C36"/>
+          <w:sz w:val="24"/>
+          <w:szCs w:val="24"/>
+          <w:highlight w:val="white"/>
+        </w:rPr>
+        <w:t xml:space="preserve">, </w:t>
+      </w:r>
+      <w:proofErr w:type="spellStart"/>
+      <w:r>
+        <w:rPr>
+          <w:b/>
+          <w:color w:val="2C2C36"/>
+          <w:sz w:val="24"/>
+          <w:szCs w:val="24"/>
+          <w:highlight w:val="white"/>
+        </w:rPr>
+        <w:t>task</w:t>
+      </w:r>
+      <w:proofErr w:type="spellEnd"/>
+      <w:r>
+        <w:rPr>
+          <w:b/>
+          <w:color w:val="2C2C36"/>
+          <w:sz w:val="24"/>
+          <w:szCs w:val="24"/>
+          <w:highlight w:val="white"/>
+        </w:rPr>
+        <w:t xml:space="preserve"> </w:t>
+      </w:r>
+      <w:proofErr w:type="spellStart"/>
+      <w:r>
+        <w:rPr>
+          <w:b/>
+          <w:color w:val="2C2C36"/>
+          <w:sz w:val="24"/>
+          <w:szCs w:val="24"/>
+          <w:highlight w:val="white"/>
+        </w:rPr>
+        <w:t>demand</w:t>
+      </w:r>
+      <w:proofErr w:type="spellEnd"/>
+      <w:r>
+        <w:rPr>
+          <w:b/>
+          <w:color w:val="2C2C36"/>
+          <w:sz w:val="24"/>
+          <w:szCs w:val="24"/>
+          <w:highlight w:val="white"/>
+        </w:rPr>
+        <w:t xml:space="preserve">, </w:t>
+      </w:r>
+      <w:proofErr w:type="spellStart"/>
+      <w:r>
+        <w:rPr>
+          <w:b/>
+          <w:color w:val="2C2C36"/>
+          <w:sz w:val="24"/>
+          <w:szCs w:val="24"/>
+          <w:highlight w:val="white"/>
+        </w:rPr>
+        <w:t>and</w:t>
+      </w:r>
+      <w:proofErr w:type="spellEnd"/>
+      <w:r>
+        <w:rPr>
+          <w:b/>
+          <w:color w:val="2C2C36"/>
+          <w:sz w:val="24"/>
+          <w:szCs w:val="24"/>
+          <w:highlight w:val="white"/>
+        </w:rPr>
+        <w:t xml:space="preserve"> </w:t>
+      </w:r>
+      <w:proofErr w:type="spellStart"/>
+      <w:r>
+        <w:rPr>
+          <w:b/>
+          <w:color w:val="2C2C36"/>
+          <w:sz w:val="24"/>
+          <w:szCs w:val="24"/>
+          <w:highlight w:val="white"/>
+        </w:rPr>
+        <w:t>performance</w:t>
+      </w:r>
+      <w:proofErr w:type="spellEnd"/>
+      <w:r>
+        <w:rPr>
+          <w:b/>
+          <w:color w:val="2C2C36"/>
+          <w:sz w:val="24"/>
+          <w:szCs w:val="24"/>
+          <w:highlight w:val="white"/>
+        </w:rPr>
+        <w:t xml:space="preserve"> in </w:t>
+      </w:r>
+      <w:proofErr w:type="spellStart"/>
+      <w:r>
+        <w:rPr>
+          <w:b/>
+          <w:color w:val="2C2C36"/>
+          <w:sz w:val="24"/>
+          <w:szCs w:val="24"/>
+          <w:highlight w:val="white"/>
+        </w:rPr>
+        <w:t>integrated</w:t>
+      </w:r>
+      <w:proofErr w:type="spellEnd"/>
+      <w:r>
+        <w:rPr>
+          <w:b/>
+          <w:color w:val="2C2C36"/>
+          <w:sz w:val="24"/>
+          <w:szCs w:val="24"/>
+          <w:highlight w:val="white"/>
+        </w:rPr>
+        <w:t xml:space="preserve"> L2 </w:t>
+      </w:r>
+      <w:proofErr w:type="spellStart"/>
+      <w:r>
+        <w:rPr>
+          <w:b/>
+          <w:color w:val="2C2C36"/>
+          <w:sz w:val="24"/>
+          <w:szCs w:val="24"/>
+          <w:highlight w:val="white"/>
+        </w:rPr>
+        <w:t>speaking</w:t>
+      </w:r>
+      <w:proofErr w:type="spellEnd"/>
+      <w:r>
+        <w:rPr>
+          <w:b/>
+          <w:color w:val="2C2C36"/>
+          <w:sz w:val="24"/>
+          <w:szCs w:val="24"/>
+          <w:highlight w:val="white"/>
+        </w:rPr>
+        <w:t xml:space="preserve"> </w:t>
+      </w:r>
+      <w:proofErr w:type="spellStart"/>
+      <w:r>
+        <w:rPr>
+          <w:b/>
+          <w:color w:val="2C2C36"/>
+          <w:sz w:val="24"/>
+          <w:szCs w:val="24"/>
+          <w:highlight w:val="white"/>
+        </w:rPr>
+        <w:t>assessment</w:t>
+      </w:r>
+      <w:proofErr w:type="spellEnd"/>
+      <w:r>
+        <w:rPr>
+          <w:b/>
+          <w:color w:val="2C2C36"/>
+          <w:sz w:val="24"/>
+          <w:szCs w:val="24"/>
+          <w:highlight w:val="white"/>
+        </w:rPr>
+        <w:t xml:space="preserve"> </w:t>
+      </w:r>
+      <w:proofErr w:type="spellStart"/>
+      <w:r>
+        <w:rPr>
+          <w:b/>
+          <w:color w:val="2C2C36"/>
+          <w:sz w:val="24"/>
+          <w:szCs w:val="24"/>
+          <w:highlight w:val="white"/>
+        </w:rPr>
+        <w:t>tasks</w:t>
+      </w:r>
+      <w:proofErr w:type="spellEnd"/>
+      <w:r>
+        <w:rPr>
+          <w:b/>
+          <w:color w:val="2C2C36"/>
+          <w:sz w:val="24"/>
+          <w:szCs w:val="24"/>
+          <w:highlight w:val="white"/>
+        </w:rPr>
+        <w:t xml:space="preserve">. </w:t>
+      </w:r>
+      <w:proofErr w:type="spellStart"/>
+      <w:r>
+        <w:rPr>
+          <w:b/>
+          <w:i/>
+          <w:color w:val="2C2C36"/>
+          <w:sz w:val="24"/>
+          <w:szCs w:val="24"/>
+          <w:highlight w:val="white"/>
+        </w:rPr>
+        <w:t>Frontiers</w:t>
+      </w:r>
+      <w:proofErr w:type="spellEnd"/>
+      <w:r>
+        <w:rPr>
+          <w:b/>
+          <w:i/>
+          <w:color w:val="2C2C36"/>
+          <w:sz w:val="24"/>
+          <w:szCs w:val="24"/>
+          <w:highlight w:val="white"/>
+        </w:rPr>
+        <w:t xml:space="preserve"> in </w:t>
+      </w:r>
+      <w:proofErr w:type="spellStart"/>
+      <w:r>
+        <w:rPr>
+          <w:b/>
+          <w:i/>
+          <w:color w:val="2C2C36"/>
+          <w:sz w:val="24"/>
+          <w:szCs w:val="24"/>
+          <w:highlight w:val="white"/>
+        </w:rPr>
+        <w:t>Psychology</w:t>
+      </w:r>
+      <w:proofErr w:type="spellEnd"/>
+      <w:r>
+        <w:rPr>
+          <w:b/>
+          <w:i/>
+          <w:color w:val="2C2C36"/>
+          <w:sz w:val="24"/>
+          <w:szCs w:val="24"/>
+          <w:highlight w:val="white"/>
+        </w:rPr>
+        <w:t>, 13</w:t>
+      </w:r>
+      <w:r>
+        <w:rPr>
+          <w:b/>
+          <w:color w:val="2C2C36"/>
+          <w:sz w:val="24"/>
+          <w:szCs w:val="24"/>
+          <w:highlight w:val="white"/>
+        </w:rPr>
+        <w:t xml:space="preserve">, </w:t>
+      </w:r>
+      <w:proofErr w:type="spellStart"/>
+      <w:r>
+        <w:rPr>
+          <w:b/>
+          <w:color w:val="2C2C36"/>
+          <w:sz w:val="24"/>
+          <w:szCs w:val="24"/>
+          <w:highlight w:val="white"/>
+        </w:rPr>
+        <w:t>Article</w:t>
+      </w:r>
+      <w:proofErr w:type="spellEnd"/>
+      <w:r>
+        <w:rPr>
+          <w:b/>
+          <w:color w:val="2C2C36"/>
+          <w:sz w:val="24"/>
+          <w:szCs w:val="24"/>
+          <w:highlight w:val="white"/>
+        </w:rPr>
+        <w:t xml:space="preserve"> 876208.</w:t>
+      </w:r>
+      <w:hyperlink r:id="rId5">
         <w:r>
           <w:rPr>
-            <w:b w:val="1"/>
-            <w:color w:val="2c2c36"/>
+            <w:b/>
+            <w:color w:val="2C2C36"/>
+            <w:sz w:val="24"/>
+            <w:szCs w:val="24"/>
             <w:highlight w:val="white"/>
-            <w:rtl w:val="0"/>
           </w:rPr>
           <w:t xml:space="preserve"> </w:t>
         </w:r>
       </w:hyperlink>
-      <w:hyperlink r:id="rId7">
+      <w:hyperlink r:id="rId6">
         <w:r>
           <w:rPr>
-            <w:b w:val="1"/>
-            <w:color w:val="615ced"/>
+            <w:b/>
+            <w:color w:val="615CED"/>
+            <w:sz w:val="24"/>
+            <w:szCs w:val="24"/>
             <w:highlight w:val="white"/>
             <w:u w:val="single"/>
-            <w:rtl w:val="0"/>
           </w:rPr>
-          <w:t xml:space="preserve">https://doi.org/10.3389/fpsyg.2022.876208</w:t>
+          <w:t>https://doi.org/10.3389/fpsyg.2022.876208</w:t>
         </w:r>
       </w:hyperlink>
-      <w:r>
-        <w:rPr>
-          <w:rtl w:val="0"/>
-        </w:rPr>
-      </w:r>
     </w:p>
     <w:p>
       <w:pPr>
         <w:widowControl w:val="0"/>
-        <w:spacing w:line="240" w:lineRule="auto"/>
-        <w:rPr>
-          <w:b w:val="1"/>
-        </w:rPr>
-      </w:pPr>
-      <w:r>
-        <w:rPr>
-          <w:rtl w:val="0"/>
-        </w:rPr>
-      </w:r>
+        <w:spacing w:line="360" w:lineRule="auto"/>
+        <w:rPr>
+          <w:b/>
+          <w:sz w:val="24"/>
+          <w:szCs w:val="24"/>
+        </w:rPr>
+      </w:pPr>
     </w:p>
     <w:p>
       <w:pPr>
         <w:widowControl w:val="0"/>
-        <w:spacing w:line="240" w:lineRule="auto"/>
+        <w:spacing w:line="360" w:lineRule="auto"/>
         <w:jc w:val="both"/>
         <w:rPr>
           <w:color w:val="111827"/>
-          <w:highlight w:val="white"/>
-        </w:rPr>
-      </w:pPr>
-      <w:r>
-        <w:rPr>
-          <w:b w:val="1"/>
-          <w:rtl w:val="0"/>
-        </w:rPr>
-        <w:t xml:space="preserve">Konu:</w:t>
-      </w:r>
-      <w:r>
-        <w:rPr>
-          <w:color w:val="111827"/>
-          <w:highlight w:val="white"/>
-          <w:rtl w:val="0"/>
-        </w:rPr>
-        <w:t xml:space="preserve"> </w:t>
-      </w:r>
-      <w:r>
-        <w:rPr>
-          <w:color w:val="111827"/>
-          <w:highlight w:val="white"/>
-          <w:rtl w:val="0"/>
-        </w:rPr>
-        <w:t xml:space="preserve">Bütünleşik ikinci dil konuşma değerlendirme görevlerinde bireysel farklılıkların, bilişüstü strateji kullanımı, görev zorluğu ve konuşma performansı arasındaki ilişkinin Kormos’un İkili Dil Üretim Modeli çerçevesinde incelenmesi</w:t>
-      </w:r>
-      <w:r>
-        <w:rPr>
-          <w:rtl w:val="0"/>
-        </w:rPr>
+          <w:sz w:val="24"/>
+          <w:szCs w:val="24"/>
+          <w:highlight w:val="white"/>
+        </w:rPr>
+      </w:pPr>
+      <w:r>
+        <w:rPr>
+          <w:b/>
+          <w:sz w:val="24"/>
+          <w:szCs w:val="24"/>
+        </w:rPr>
+        <w:t>Konu:</w:t>
+      </w:r>
+      <w:r>
+        <w:rPr>
+          <w:color w:val="111827"/>
+          <w:sz w:val="24"/>
+          <w:szCs w:val="24"/>
+          <w:highlight w:val="white"/>
+        </w:rPr>
+        <w:t xml:space="preserve"> Bütünleşik ikinci dil konuşma değerlendirme görevlerinde bireysel farklılıkların, </w:t>
+      </w:r>
+      <w:proofErr w:type="spellStart"/>
+      <w:r>
+        <w:rPr>
+          <w:color w:val="111827"/>
+          <w:sz w:val="24"/>
+          <w:szCs w:val="24"/>
+          <w:highlight w:val="white"/>
+        </w:rPr>
+        <w:t>bilişüstü</w:t>
+      </w:r>
+      <w:proofErr w:type="spellEnd"/>
+      <w:r>
+        <w:rPr>
+          <w:color w:val="111827"/>
+          <w:sz w:val="24"/>
+          <w:szCs w:val="24"/>
+          <w:highlight w:val="white"/>
+        </w:rPr>
+        <w:t xml:space="preserve"> strateji kullanımı, görev zorluğu ve konuşma performansı arasındaki ilişkinin </w:t>
+      </w:r>
+      <w:proofErr w:type="spellStart"/>
+      <w:r>
+        <w:rPr>
+          <w:color w:val="111827"/>
+          <w:sz w:val="24"/>
+          <w:szCs w:val="24"/>
+          <w:highlight w:val="white"/>
+        </w:rPr>
+        <w:t>Kormos’un</w:t>
+      </w:r>
+      <w:proofErr w:type="spellEnd"/>
+      <w:r>
+        <w:rPr>
+          <w:color w:val="111827"/>
+          <w:sz w:val="24"/>
+          <w:szCs w:val="24"/>
+          <w:highlight w:val="white"/>
+        </w:rPr>
+        <w:t xml:space="preserve"> İkili Dil Üretim Modeli çerçevesinde incelenmesi</w:t>
       </w:r>
     </w:p>
     <w:p>
       <w:pPr>
         <w:widowControl w:val="0"/>
-        <w:spacing w:line="240" w:lineRule="auto"/>
+        <w:spacing w:line="360" w:lineRule="auto"/>
         <w:jc w:val="both"/>
-        <w:rPr/>
-      </w:pPr>
-      <w:r>
-        <w:rPr>
-          <w:rtl w:val="0"/>
-        </w:rPr>
-      </w:r>
+        <w:rPr>
+          <w:sz w:val="24"/>
+          <w:szCs w:val="24"/>
+        </w:rPr>
+      </w:pPr>
     </w:p>
     <w:p>
       <w:pPr>
         <w:widowControl w:val="0"/>
-        <w:spacing w:line="240" w:lineRule="auto"/>
+        <w:spacing w:line="360" w:lineRule="auto"/>
         <w:jc w:val="both"/>
         <w:rPr>
           <w:color w:val="111827"/>
-          <w:highlight w:val="white"/>
-        </w:rPr>
-      </w:pPr>
-      <w:r>
-        <w:rPr>
-          <w:b w:val="1"/>
-          <w:rtl w:val="0"/>
-        </w:rPr>
-        <w:t xml:space="preserve">Anahtar Kelimeler</w:t>
-      </w:r>
-      <w:r>
-        <w:rPr>
-          <w:b w:val="1"/>
-          <w:color w:val="111827"/>
-          <w:highlight w:val="white"/>
-          <w:rtl w:val="0"/>
-        </w:rPr>
-        <w:t xml:space="preserve">:</w:t>
-      </w:r>
-      <w:r>
-        <w:rPr>
-          <w:color w:val="111827"/>
-          <w:highlight w:val="white"/>
-          <w:rtl w:val="0"/>
-        </w:rPr>
-        <w:t xml:space="preserve"> b</w:t>
-      </w:r>
-      <w:r>
-        <w:rPr>
-          <w:color w:val="111827"/>
-          <w:highlight w:val="white"/>
-          <w:rtl w:val="0"/>
-        </w:rPr>
-        <w:t xml:space="preserve">ilişüstü strateji kullanımında bireysel farklılıklar, görev zorluğu, konuşma performansı, bütünleşik ikinci dil konuşma değerlendirme görevleri, Kormos’un İkili Dil Üretim Modeli</w:t>
+          <w:sz w:val="24"/>
+          <w:szCs w:val="24"/>
+          <w:highlight w:val="white"/>
+        </w:rPr>
+      </w:pPr>
+      <w:r>
+        <w:rPr>
+          <w:b/>
+          <w:sz w:val="24"/>
+          <w:szCs w:val="24"/>
+        </w:rPr>
+        <w:t>Anahtar Kelimeler</w:t>
+      </w:r>
+      <w:r>
+        <w:rPr>
+          <w:b/>
+          <w:color w:val="111827"/>
+          <w:sz w:val="24"/>
+          <w:szCs w:val="24"/>
+          <w:highlight w:val="white"/>
+        </w:rPr>
+        <w:t>:</w:t>
+      </w:r>
+      <w:r>
+        <w:rPr>
+          <w:color w:val="111827"/>
+          <w:sz w:val="24"/>
+          <w:szCs w:val="24"/>
+          <w:highlight w:val="white"/>
+        </w:rPr>
+        <w:t xml:space="preserve"> </w:t>
+      </w:r>
+      <w:proofErr w:type="spellStart"/>
+      <w:r>
+        <w:rPr>
+          <w:color w:val="111827"/>
+          <w:sz w:val="24"/>
+          <w:szCs w:val="24"/>
+          <w:highlight w:val="white"/>
+        </w:rPr>
+        <w:t>bilişüstü</w:t>
+      </w:r>
+      <w:proofErr w:type="spellEnd"/>
+      <w:r>
+        <w:rPr>
+          <w:color w:val="111827"/>
+          <w:sz w:val="24"/>
+          <w:szCs w:val="24"/>
+          <w:highlight w:val="white"/>
+        </w:rPr>
+        <w:t xml:space="preserve"> strateji kullanımında bireysel farklılıklar, görev zorluğu, konuşma performansı, bütünleşik ikinci dil konuşma değerlendirme görevleri, </w:t>
+      </w:r>
+      <w:proofErr w:type="spellStart"/>
+      <w:r>
+        <w:rPr>
+          <w:color w:val="111827"/>
+          <w:sz w:val="24"/>
+          <w:szCs w:val="24"/>
+          <w:highlight w:val="white"/>
+        </w:rPr>
+        <w:t>Kormos’un</w:t>
+      </w:r>
+      <w:proofErr w:type="spellEnd"/>
+      <w:r>
+        <w:rPr>
+          <w:color w:val="111827"/>
+          <w:sz w:val="24"/>
+          <w:szCs w:val="24"/>
+          <w:highlight w:val="white"/>
+        </w:rPr>
+        <w:t xml:space="preserve"> İkili Dil Üretim Modeli</w:t>
       </w:r>
     </w:p>
     <w:p>
       <w:pPr>
         <w:widowControl w:val="0"/>
-        <w:spacing w:after="240" w:before="240" w:line="240" w:lineRule="auto"/>
+        <w:spacing w:before="240" w:after="240" w:line="360" w:lineRule="auto"/>
         <w:jc w:val="both"/>
         <w:rPr>
           <w:color w:val="111827"/>
-          <w:highlight w:val="white"/>
-        </w:rPr>
-      </w:pPr>
-      <w:r>
-        <w:rPr>
-          <w:b w:val="1"/>
-          <w:rtl w:val="0"/>
+          <w:sz w:val="24"/>
+          <w:szCs w:val="24"/>
+          <w:highlight w:val="white"/>
+        </w:rPr>
+      </w:pPr>
+      <w:r>
+        <w:rPr>
+          <w:b/>
+          <w:sz w:val="24"/>
+          <w:szCs w:val="24"/>
         </w:rPr>
         <w:t xml:space="preserve">Araştırmanın Amacı ve Gerekçesi: </w:t>
       </w:r>
       <w:r>
         <w:rPr>
           <w:color w:val="111827"/>
-          <w:highlight w:val="white"/>
-          <w:rtl w:val="0"/>
-        </w:rPr>
-        <w:t xml:space="preserve">Bu araştırmanın temel amacı, Kormos'un İkili Dil Üretim Modeli çerçevesinde, Çinli İngilizce Yabancı Dil (EFL) öğrencilerinin bütünleşik ikinci dil (D2) konuşma değerlendirme görevlerindeki bilişüstü strateji (üstbilişsel strateji) kullanımındaki bireysel farklılıkları derinlemesine incelemektir. Çalışma, bilişüstü stratejilerin (planlama, problem çözme, izleme, değerlendirme) kullanım sıklığı ve biçimlerinin farklı görev zorluklarına göre değişim örüntülerini ortaya koymayı, aynı zamanda bu strateji kullanımının D2 konuşma performansı üzerindeki açıklayıcı gücünü ampirik olarak test etmeyi hedeflemektedir. Diğer bir ifade ile bu çalışma sınav bağlamında D2 konuşma üretimi sırasında bilişüstü stratejilerin işlevselliğini ve sınırlılıklarını netleştirerek Kormos modeline önemli ampirik destek sağlamayı ve D2 konuşma öğretimi ile değerlendirmesi alanları için pedagojik çıkarımlar sunmayı amaçlamaktadır.</w:t>
+          <w:sz w:val="24"/>
+          <w:szCs w:val="24"/>
+          <w:highlight w:val="white"/>
+        </w:rPr>
+        <w:t xml:space="preserve">Bu araştırmanın temel amacı, </w:t>
+      </w:r>
+      <w:proofErr w:type="spellStart"/>
+      <w:r>
+        <w:rPr>
+          <w:color w:val="111827"/>
+          <w:sz w:val="24"/>
+          <w:szCs w:val="24"/>
+          <w:highlight w:val="white"/>
+        </w:rPr>
+        <w:t>Kormos'un</w:t>
+      </w:r>
+      <w:proofErr w:type="spellEnd"/>
+      <w:r>
+        <w:rPr>
+          <w:color w:val="111827"/>
+          <w:sz w:val="24"/>
+          <w:szCs w:val="24"/>
+          <w:highlight w:val="white"/>
+        </w:rPr>
+        <w:t xml:space="preserve"> İkili Dil Üretim Modeli çerçevesinde, Çinli İngilizce Yabancı Dil (EFL) öğrencilerinin bütünleşik ikinci dil (D2) konuşma değerlendirme görevlerindeki </w:t>
+      </w:r>
+      <w:proofErr w:type="spellStart"/>
+      <w:r>
+        <w:rPr>
+          <w:color w:val="111827"/>
+          <w:sz w:val="24"/>
+          <w:szCs w:val="24"/>
+          <w:highlight w:val="white"/>
+        </w:rPr>
+        <w:t>bilişüstü</w:t>
+      </w:r>
+      <w:proofErr w:type="spellEnd"/>
+      <w:r>
+        <w:rPr>
+          <w:color w:val="111827"/>
+          <w:sz w:val="24"/>
+          <w:szCs w:val="24"/>
+          <w:highlight w:val="white"/>
+        </w:rPr>
+        <w:t xml:space="preserve"> strateji (üstbilişsel strateji) kullanımındaki bireysel farklılıkları derinlemesine incelemektir. Çalışma, </w:t>
+      </w:r>
+      <w:proofErr w:type="spellStart"/>
+      <w:r>
+        <w:rPr>
+          <w:color w:val="111827"/>
+          <w:sz w:val="24"/>
+          <w:szCs w:val="24"/>
+          <w:highlight w:val="white"/>
+        </w:rPr>
+        <w:t>bilişüstü</w:t>
+      </w:r>
+      <w:proofErr w:type="spellEnd"/>
+      <w:r>
+        <w:rPr>
+          <w:color w:val="111827"/>
+          <w:sz w:val="24"/>
+          <w:szCs w:val="24"/>
+          <w:highlight w:val="white"/>
+        </w:rPr>
+        <w:t xml:space="preserve"> stratejilerin (planlama, problem çözme, izleme, değerlendirme) kullanım sıklığı ve biçimlerinin farklı görev zorluklarına göre değişim örüntülerini ortaya koymayı, aynı zamanda bu strateji kullanımının D2 konuşma performansı üzerindeki açıklayıcı gücünü ampirik olarak test etmeyi hedeflemektedir. Diğer bir ifade ile bu çalışma sınav bağlamında D2 konuşma üretimi sırasında </w:t>
+      </w:r>
+      <w:proofErr w:type="spellStart"/>
+      <w:r>
+        <w:rPr>
+          <w:color w:val="111827"/>
+          <w:sz w:val="24"/>
+          <w:szCs w:val="24"/>
+          <w:highlight w:val="white"/>
+        </w:rPr>
+        <w:t>bilişüstü</w:t>
+      </w:r>
+      <w:proofErr w:type="spellEnd"/>
+      <w:r>
+        <w:rPr>
+          <w:color w:val="111827"/>
+          <w:sz w:val="24"/>
+          <w:szCs w:val="24"/>
+          <w:highlight w:val="white"/>
+        </w:rPr>
+        <w:t xml:space="preserve"> stratejilerin işlevselliğini ve sınırlılıklarını netleştirerek </w:t>
+      </w:r>
+      <w:proofErr w:type="spellStart"/>
+      <w:r>
+        <w:rPr>
+          <w:color w:val="111827"/>
+          <w:sz w:val="24"/>
+          <w:szCs w:val="24"/>
+          <w:highlight w:val="white"/>
+        </w:rPr>
+        <w:t>Kormos</w:t>
+      </w:r>
+      <w:proofErr w:type="spellEnd"/>
+      <w:r>
+        <w:rPr>
+          <w:color w:val="111827"/>
+          <w:sz w:val="24"/>
+          <w:szCs w:val="24"/>
+          <w:highlight w:val="white"/>
+        </w:rPr>
+        <w:t xml:space="preserve"> modeline önemli ampirik destek sağlamayı ve D2 konuşma öğretimi ile değerlendirmesi alanları için pedagojik çıkarımlar sunmayı amaçlamaktadır.</w:t>
       </w:r>
     </w:p>
     <w:p>
       <w:pPr>
         <w:widowControl w:val="0"/>
-        <w:spacing w:after="240" w:before="240" w:line="240" w:lineRule="auto"/>
+        <w:spacing w:before="240" w:after="240" w:line="360" w:lineRule="auto"/>
         <w:jc w:val="both"/>
-        <w:rPr/>
-      </w:pPr>
-      <w:r>
-        <w:rPr>
-          <w:b w:val="1"/>
-          <w:rtl w:val="0"/>
-        </w:rPr>
-        <w:t xml:space="preserve">Araştırma Soruları:</w:t>
-      </w:r>
-      <w:r>
-        <w:rPr>
-          <w:rtl w:val="0"/>
+        <w:rPr>
+          <w:sz w:val="24"/>
+          <w:szCs w:val="24"/>
+        </w:rPr>
+      </w:pPr>
+      <w:r>
+        <w:rPr>
+          <w:b/>
+          <w:sz w:val="24"/>
+          <w:szCs w:val="24"/>
+        </w:rPr>
+        <w:t>Araştırma Soruları:</w:t>
+      </w:r>
+      <w:r>
+        <w:rPr>
+          <w:sz w:val="24"/>
+          <w:szCs w:val="24"/>
         </w:rPr>
         <w:t xml:space="preserve"> Makalenin iki sorusu vardır:</w:t>
       </w:r>
@@ -306,22 +863,73 @@
           <w:ilvl w:val="0"/>
           <w:numId w:val="1"/>
         </w:numPr>
-        <w:spacing w:after="0" w:afterAutospacing="0" w:before="240" w:line="240" w:lineRule="auto"/>
-        <w:ind w:left="720" w:hanging="360"/>
+        <w:spacing w:before="240" w:line="360" w:lineRule="auto"/>
         <w:jc w:val="both"/>
         <w:rPr>
           <w:color w:val="111827"/>
-          <w:highlight w:val="white"/>
-          <w:u w:val="none"/>
-        </w:rPr>
-      </w:pPr>
-      <w:r>
-        <w:rPr>
-          <w:color w:val="111827"/>
-          <w:highlight w:val="white"/>
-          <w:rtl w:val="0"/>
-        </w:rPr>
-        <w:t xml:space="preserve">Çinli İngilizce Yabancı Dil (EFL) öğrencilerinin bilişüstü strateji kullanımındaki bireysel farklılıklar, Kormos’un İkili Dil Üretim Modeli çerçevesinde bütünleşik ikinci dil konuşma değerlendirme görevlerinde nasıl işler?</w:t>
+          <w:sz w:val="24"/>
+          <w:szCs w:val="24"/>
+          <w:highlight w:val="white"/>
+        </w:rPr>
+      </w:pPr>
+      <w:r>
+        <w:rPr>
+          <w:color w:val="111827"/>
+          <w:sz w:val="24"/>
+          <w:szCs w:val="24"/>
+          <w:highlight w:val="white"/>
+        </w:rPr>
+        <w:t xml:space="preserve">Çinli İngilizce Yabancı Dil (EFL) öğrencilerinin </w:t>
+      </w:r>
+      <w:proofErr w:type="spellStart"/>
+      <w:r>
+        <w:rPr>
+          <w:color w:val="111827"/>
+          <w:sz w:val="24"/>
+          <w:szCs w:val="24"/>
+          <w:highlight w:val="white"/>
+        </w:rPr>
+        <w:t>bilişüstü</w:t>
+      </w:r>
+      <w:proofErr w:type="spellEnd"/>
+      <w:r>
+        <w:rPr>
+          <w:color w:val="111827"/>
+          <w:sz w:val="24"/>
+          <w:szCs w:val="24"/>
+          <w:highlight w:val="white"/>
+        </w:rPr>
+        <w:t xml:space="preserve"> strateji kullanımındaki </w:t>
+      </w:r>
+      <w:r>
+        <w:rPr>
+          <w:color w:val="111827"/>
+          <w:sz w:val="24"/>
+          <w:szCs w:val="24"/>
+          <w:highlight w:val="white"/>
+        </w:rPr>
+        <w:lastRenderedPageBreak/>
+        <w:t xml:space="preserve">bireysel farklılıklar, </w:t>
+      </w:r>
+      <w:proofErr w:type="spellStart"/>
+      <w:r>
+        <w:rPr>
+          <w:color w:val="111827"/>
+          <w:sz w:val="24"/>
+          <w:szCs w:val="24"/>
+          <w:highlight w:val="white"/>
+        </w:rPr>
+        <w:t>Kormos’un</w:t>
+      </w:r>
+      <w:proofErr w:type="spellEnd"/>
+      <w:r>
+        <w:rPr>
+          <w:color w:val="111827"/>
+          <w:sz w:val="24"/>
+          <w:szCs w:val="24"/>
+          <w:highlight w:val="white"/>
+        </w:rPr>
+        <w:t xml:space="preserve"> İkili Dil Üretim Modeli çerçevesinde bütünleşik ikinci dil konuşma değerlendirme görevlerinde nasıl işler?</w:t>
       </w:r>
     </w:p>
     <w:p>
@@ -331,201 +939,691 @@
           <w:ilvl w:val="0"/>
           <w:numId w:val="1"/>
         </w:numPr>
-        <w:spacing w:after="240" w:before="0" w:beforeAutospacing="0" w:line="240" w:lineRule="auto"/>
-        <w:ind w:left="720" w:hanging="360"/>
+        <w:spacing w:after="240" w:line="360" w:lineRule="auto"/>
         <w:jc w:val="both"/>
         <w:rPr>
           <w:color w:val="111827"/>
-          <w:highlight w:val="white"/>
-          <w:u w:val="none"/>
-        </w:rPr>
-      </w:pPr>
-      <w:r>
-        <w:rPr>
-          <w:color w:val="111827"/>
-          <w:highlight w:val="white"/>
-          <w:rtl w:val="0"/>
-        </w:rPr>
-        <w:t xml:space="preserve">Çinli EFL öğrencilerinin bilişüstü strateji kullanımı, görev zorluğu ve konuşma performansı arasında Kormos modeli çerçevesinde nasıl ilişkiler vardır?</w:t>
+          <w:sz w:val="24"/>
+          <w:szCs w:val="24"/>
+          <w:highlight w:val="white"/>
+        </w:rPr>
+      </w:pPr>
+      <w:r>
+        <w:rPr>
+          <w:color w:val="111827"/>
+          <w:sz w:val="24"/>
+          <w:szCs w:val="24"/>
+          <w:highlight w:val="white"/>
+        </w:rPr>
+        <w:t xml:space="preserve">Çinli EFL öğrencilerinin </w:t>
+      </w:r>
+      <w:proofErr w:type="spellStart"/>
+      <w:r>
+        <w:rPr>
+          <w:color w:val="111827"/>
+          <w:sz w:val="24"/>
+          <w:szCs w:val="24"/>
+          <w:highlight w:val="white"/>
+        </w:rPr>
+        <w:t>bilişüstü</w:t>
+      </w:r>
+      <w:proofErr w:type="spellEnd"/>
+      <w:r>
+        <w:rPr>
+          <w:color w:val="111827"/>
+          <w:sz w:val="24"/>
+          <w:szCs w:val="24"/>
+          <w:highlight w:val="white"/>
+        </w:rPr>
+        <w:t xml:space="preserve"> strateji kullanımı, görev zorluğu ve konuşma performansı arasında </w:t>
+      </w:r>
+      <w:proofErr w:type="spellStart"/>
+      <w:r>
+        <w:rPr>
+          <w:color w:val="111827"/>
+          <w:sz w:val="24"/>
+          <w:szCs w:val="24"/>
+          <w:highlight w:val="white"/>
+        </w:rPr>
+        <w:t>Kormos</w:t>
+      </w:r>
+      <w:proofErr w:type="spellEnd"/>
+      <w:r>
+        <w:rPr>
+          <w:color w:val="111827"/>
+          <w:sz w:val="24"/>
+          <w:szCs w:val="24"/>
+          <w:highlight w:val="white"/>
+        </w:rPr>
+        <w:t xml:space="preserve"> modeli çerçevesinde nasıl ilişkiler vardır?</w:t>
       </w:r>
     </w:p>
     <w:p>
       <w:pPr>
         <w:widowControl w:val="0"/>
-        <w:spacing w:after="240" w:before="240" w:line="240" w:lineRule="auto"/>
-        <w:ind w:left="0" w:firstLine="0"/>
+        <w:spacing w:before="240" w:after="240" w:line="360" w:lineRule="auto"/>
         <w:jc w:val="both"/>
-        <w:rPr/>
-      </w:pPr>
-      <w:r>
-        <w:rPr>
-          <w:b w:val="1"/>
-          <w:rtl w:val="0"/>
-        </w:rPr>
-        <w:t xml:space="preserve">Yöntem:</w:t>
-      </w:r>
-      <w:r>
-        <w:rPr>
-          <w:rtl w:val="0"/>
-        </w:rPr>
-        <w:t xml:space="preserve"> Bu araştırma, nicel bir yaklaşımla tasarlanmıştır ve tek grup, çoklu ölçüm desenine dayanmaktadır. Çalışmanın kuramsal çerçevesini Kormos'un İkili Dil Üretim Modeli oluşturmaktadır. Araştırmanın katılımcılarını, orta düzey İngilizce yeterliliğine sahip (CET-4 sınavını geçmiş) ve yaşları 18-21 arasında değişen 134 Çinli İngilizce Yabancı Dil (EFL) üniversite öğrencisi oluşturmuştur; veri analizine toplam 95 katılımcının geçerli yanıtları dahil edilmiştir. Veri toplama aşamasında, öğrencilerin konuşma performansları farklı zorluk seviyelerine sahip, eski sürüm TOEFL iBT entegre konuşma görevleri (Okuma+Dinleme ve Konuşma; Dinleme ve Konuşma) kullanılarak dört ayrı ölçümle alınmıştır. Her bir konuşma görevini takiben katılımcılar bilişüstü strateji kullanımlarını (Planlama, Problem Çözme, İzleme ve Değerlendirme) ölçen, güvenilirliği oldukça yüksek ve 23 maddeden oluşan SCICASA Envanteri'ni (Stratejik Yeterlilik Envanteri) doldurmuştur. Konuşma performanslarının puanlanması, dört kriteri kapsayan ETS (2008) TOEFL iBT rubriği temel alınarak iki bağımsız değerlendirici tarafından gerçekleştirilmiş ve değerlendiriciler arası güvenirlik yüksek bulunmuştur. Verilerin analizinde ise betimsel analizlerin yanı sıra, görev zorluğunun strateji kullanımı üzerindeki etkisini incelemek için Tek Yönlü Tekrarlı Ölçümler MANOVA ve görevler arası farkın belirlenmesi için ANOVA kullanılmıştır. Bilişüstü stratejilerin konuşma performansını yordama gücü ise Çoklu Doğrusal Regresyon Analizi ile test edilmiştir.</w:t>
+        <w:rPr>
+          <w:sz w:val="24"/>
+          <w:szCs w:val="24"/>
+        </w:rPr>
+      </w:pPr>
+      <w:r>
+        <w:rPr>
+          <w:b/>
+          <w:sz w:val="24"/>
+          <w:szCs w:val="24"/>
+        </w:rPr>
+        <w:t>Yöntem:</w:t>
+      </w:r>
+      <w:r>
+        <w:rPr>
+          <w:sz w:val="24"/>
+          <w:szCs w:val="24"/>
+        </w:rPr>
+        <w:t xml:space="preserve"> Bu araştırma, nicel bir yaklaşımla tasarlanmıştır ve tek grup, çoklu ölçüm desenine dayanmaktadır. Çalışmanın kuramsal çerçevesini </w:t>
+      </w:r>
+      <w:proofErr w:type="spellStart"/>
+      <w:r>
+        <w:rPr>
+          <w:sz w:val="24"/>
+          <w:szCs w:val="24"/>
+        </w:rPr>
+        <w:t>Kormos'un</w:t>
+      </w:r>
+      <w:proofErr w:type="spellEnd"/>
+      <w:r>
+        <w:rPr>
+          <w:sz w:val="24"/>
+          <w:szCs w:val="24"/>
+        </w:rPr>
+        <w:t xml:space="preserve"> İkili Dil Üretim Modeli oluşturmaktadır. Araştırmanın katılımcılarını, orta düzey İngilizce yeterliliğine sahip (CET-4 sınavını geçmiş) ve yaşları 18-21 arasında değişen 134 Çinli İngilizce Yabancı Dil (EFL) üniversite öğrencisi oluşturmuştur; veri analizine toplam 95 katılımcının geçerli yanıtları dahil edilmiştir. Veri toplama aşamasında, öğrencilerin konuşma performansları farklı zorluk seviyelerine sahip, eski sürüm TOEFL </w:t>
+      </w:r>
+      <w:proofErr w:type="spellStart"/>
+      <w:r>
+        <w:rPr>
+          <w:sz w:val="24"/>
+          <w:szCs w:val="24"/>
+        </w:rPr>
+        <w:t>iBT</w:t>
+      </w:r>
+      <w:proofErr w:type="spellEnd"/>
+      <w:r>
+        <w:rPr>
+          <w:sz w:val="24"/>
+          <w:szCs w:val="24"/>
+        </w:rPr>
+        <w:t xml:space="preserve"> entegre konuşma görevleri (</w:t>
+      </w:r>
+      <w:proofErr w:type="spellStart"/>
+      <w:r>
+        <w:rPr>
+          <w:sz w:val="24"/>
+          <w:szCs w:val="24"/>
+        </w:rPr>
+        <w:t>Okuma+Dinleme</w:t>
+      </w:r>
+      <w:proofErr w:type="spellEnd"/>
+      <w:r>
+        <w:rPr>
+          <w:sz w:val="24"/>
+          <w:szCs w:val="24"/>
+        </w:rPr>
+        <w:t xml:space="preserve"> ve Konuşma; Dinleme ve Konuşma) kullanılarak dört ayrı ölçümle alınmıştır. Her bir konuşma görevini takiben katılımcılar </w:t>
+      </w:r>
+      <w:proofErr w:type="spellStart"/>
+      <w:r>
+        <w:rPr>
+          <w:sz w:val="24"/>
+          <w:szCs w:val="24"/>
+        </w:rPr>
+        <w:t>bilişüstü</w:t>
+      </w:r>
+      <w:proofErr w:type="spellEnd"/>
+      <w:r>
+        <w:rPr>
+          <w:sz w:val="24"/>
+          <w:szCs w:val="24"/>
+        </w:rPr>
+        <w:t xml:space="preserve"> strateji kullanımlarını (Planlama, Problem Çözme, İzleme ve Değerlendirme) ölçen, güvenilirliği oldukça yüksek ve 23 maddeden oluşan SCICASA </w:t>
+      </w:r>
+      <w:proofErr w:type="spellStart"/>
+      <w:r>
+        <w:rPr>
+          <w:sz w:val="24"/>
+          <w:szCs w:val="24"/>
+        </w:rPr>
+        <w:t>Envanteri'ni</w:t>
+      </w:r>
+      <w:proofErr w:type="spellEnd"/>
+      <w:r>
+        <w:rPr>
+          <w:sz w:val="24"/>
+          <w:szCs w:val="24"/>
+        </w:rPr>
+        <w:t xml:space="preserve"> (Stratejik Yeterlilik Envanteri) doldurmuştur. Konuşma performanslarının puanlanması, dört kriteri kapsayan ETS (2008) TOEFL </w:t>
+      </w:r>
+      <w:proofErr w:type="spellStart"/>
+      <w:r>
+        <w:rPr>
+          <w:sz w:val="24"/>
+          <w:szCs w:val="24"/>
+        </w:rPr>
+        <w:t>iBT</w:t>
+      </w:r>
+      <w:proofErr w:type="spellEnd"/>
+      <w:r>
+        <w:rPr>
+          <w:sz w:val="24"/>
+          <w:szCs w:val="24"/>
+        </w:rPr>
+        <w:t xml:space="preserve"> rubriği temel alınarak iki bağımsız değerlendirici tarafından gerçekleştirilmiş ve değerlendiriciler arası güvenirlik yüksek bulunmuştur. Verilerin analizinde ise betimsel analizlerin yanı sıra, görev zorluğunun strateji kullanımı üzerindeki etkisini incelemek için Tek Yönlü Tekrarlı Ölçümler MANOVA ve görevler arası</w:t>
+      </w:r>
+      <w:r>
+        <w:rPr>
+          <w:sz w:val="24"/>
+          <w:szCs w:val="24"/>
+        </w:rPr>
+        <w:t xml:space="preserve"> </w:t>
+      </w:r>
+      <w:r>
+        <w:rPr>
+          <w:sz w:val="24"/>
+          <w:szCs w:val="24"/>
+        </w:rPr>
+        <w:t xml:space="preserve">farkın belirlenmesi için ANOVA kullanılmıştır. </w:t>
+      </w:r>
+      <w:proofErr w:type="spellStart"/>
+      <w:r>
+        <w:rPr>
+          <w:sz w:val="24"/>
+          <w:szCs w:val="24"/>
+        </w:rPr>
+        <w:t>Bilişüstü</w:t>
+      </w:r>
+      <w:proofErr w:type="spellEnd"/>
+      <w:r>
+        <w:rPr>
+          <w:sz w:val="24"/>
+          <w:szCs w:val="24"/>
+        </w:rPr>
+        <w:t xml:space="preserve"> stratejilerin konuşma performansını yordama gücü ise Çoklu Doğrusal Regresyon Analizi ile test edilmiştir.</w:t>
       </w:r>
     </w:p>
     <w:p>
       <w:pPr>
         <w:widowControl w:val="0"/>
-        <w:spacing w:after="240" w:before="240" w:line="240" w:lineRule="auto"/>
+        <w:spacing w:before="240" w:after="240" w:line="360" w:lineRule="auto"/>
         <w:jc w:val="both"/>
-        <w:rPr/>
-      </w:pPr>
-      <w:r>
-        <w:rPr>
-          <w:b w:val="1"/>
-          <w:rtl w:val="0"/>
-        </w:rPr>
-        <w:t xml:space="preserve">Bulgular ve Sonuçlar</w:t>
-      </w:r>
-      <w:r>
-        <w:rPr>
-          <w:rtl w:val="0"/>
-        </w:rPr>
-        <w:t xml:space="preserve">: Araştırmanın nicel bulguları, Çinli EFL öğrencilerinin bütünleşik konuşma görevlerinde bilişüstü strateji kullanımında belirgin </w:t>
-      </w:r>
-      <w:r>
-        <w:rPr>
-          <w:b w:val="1"/>
-          <w:rtl w:val="0"/>
-        </w:rPr>
-        <w:t xml:space="preserve">bir</w:t>
-      </w:r>
-      <w:r>
-        <w:rPr>
-          <w:rtl w:val="0"/>
-        </w:rPr>
-        <w:t xml:space="preserve">eysel farklılıklar gözlemlendiğini ortaya koymuştur. Katılımcılar tarafından en sık başvurulan strateji "problem çözme" olarak raporlanırken, bu durum kelime unutma ve duraksamaları giderme gibi akıcılığı sürdürme çabalarına işaret etmektedir. Buna karşın, kendi konuşma sürecini gerçek zamanlı kontrol etmeyi ifade eden "izleme" stratejisinin en düşük sıklıkta kullanıldığı tespit edilmiştir. İstatistiksel analizler, görev zorluğunun bilişüstü strateji kullanımını anlamlı ancak sınırlı ölçüde etkilediğini göstermiştir; bu anlamlı farkın kaynağı ise sadece "problem çözme" stratejisi olmuştur. Bununla birlikte bilişüstü strateji kullanımı ile D2 konuşma performansı arasında istatistiksel olarak anlamlı bir ilişki bulunmamıştır. Çoklu doğrusal regresyon analizi sonuçları, dört bilişüstü stratejinin de (bireysel veya birlikte) öğrencilerin konuşma puanlarını yordama gücünün zayıf olduğunu göstermiştir. Bu durum, sınav ve zaman baskısı altındaki entegre konuşma bağlamında, bilişüstü stratejilerin teorik beklentilerle örtüşmediğini ve etkinliklerinin bağlamsal kısıtlamalar nedeniyle azalabileceğini düşündürmektedir.</w:t>
-      </w:r>
-      <w:r>
-        <w:rPr>
-          <w:rtl w:val="0"/>
-        </w:rPr>
+        <w:rPr>
+          <w:sz w:val="24"/>
+          <w:szCs w:val="24"/>
+        </w:rPr>
+      </w:pPr>
+      <w:r>
+        <w:rPr>
+          <w:b/>
+          <w:sz w:val="24"/>
+          <w:szCs w:val="24"/>
+        </w:rPr>
+        <w:t>Bulgular ve Sonuçlar</w:t>
+      </w:r>
+      <w:r>
+        <w:rPr>
+          <w:sz w:val="24"/>
+          <w:szCs w:val="24"/>
+        </w:rPr>
+        <w:t xml:space="preserve">: Araştırmanın nicel bulguları, Çinli EFL öğrencilerinin bütünleşik konuşma görevlerinde </w:t>
+      </w:r>
+      <w:proofErr w:type="spellStart"/>
+      <w:r>
+        <w:rPr>
+          <w:sz w:val="24"/>
+          <w:szCs w:val="24"/>
+        </w:rPr>
+        <w:t>bilişüstü</w:t>
+      </w:r>
+      <w:proofErr w:type="spellEnd"/>
+      <w:r>
+        <w:rPr>
+          <w:sz w:val="24"/>
+          <w:szCs w:val="24"/>
+        </w:rPr>
+        <w:t xml:space="preserve"> strateji kullanımında belirgin </w:t>
+      </w:r>
+      <w:r>
+        <w:rPr>
+          <w:b/>
+          <w:sz w:val="24"/>
+          <w:szCs w:val="24"/>
+        </w:rPr>
+        <w:t>bir</w:t>
+      </w:r>
+      <w:r>
+        <w:rPr>
+          <w:sz w:val="24"/>
+          <w:szCs w:val="24"/>
+        </w:rPr>
+        <w:t xml:space="preserve">eysel farklılıklar gözlemlendiğini ortaya koymuştur. Katılımcılar tarafından en sık başvurulan strateji "problem çözme" olarak raporlanırken, bu durum kelime unutma ve duraksamaları giderme gibi akıcılığı sürdürme çabalarına işaret etmektedir. Buna karşın, kendi konuşma sürecini gerçek zamanlı kontrol etmeyi ifade eden "izleme" stratejisinin en düşük sıklıkta kullanıldığı tespit edilmiştir. İstatistiksel analizler, görev zorluğunun </w:t>
+      </w:r>
+      <w:proofErr w:type="spellStart"/>
+      <w:r>
+        <w:rPr>
+          <w:sz w:val="24"/>
+          <w:szCs w:val="24"/>
+        </w:rPr>
+        <w:t>bilişüstü</w:t>
+      </w:r>
+      <w:proofErr w:type="spellEnd"/>
+      <w:r>
+        <w:rPr>
+          <w:sz w:val="24"/>
+          <w:szCs w:val="24"/>
+        </w:rPr>
+        <w:t xml:space="preserve"> strateji kullanımını anlamlı ancak sınırlı ölçüde etkilediğini göstermiştir; bu anlamlı farkın kaynağı ise sadece "problem çözme" stratejisi olmuştur. </w:t>
+      </w:r>
+      <w:r>
+        <w:rPr>
+          <w:sz w:val="24"/>
+          <w:szCs w:val="24"/>
+        </w:rPr>
+        <w:lastRenderedPageBreak/>
+        <w:t xml:space="preserve">Bununla birlikte </w:t>
+      </w:r>
+      <w:proofErr w:type="spellStart"/>
+      <w:r>
+        <w:rPr>
+          <w:sz w:val="24"/>
+          <w:szCs w:val="24"/>
+        </w:rPr>
+        <w:t>bilişüstü</w:t>
+      </w:r>
+      <w:proofErr w:type="spellEnd"/>
+      <w:r>
+        <w:rPr>
+          <w:sz w:val="24"/>
+          <w:szCs w:val="24"/>
+        </w:rPr>
+        <w:t xml:space="preserve"> strateji kullanımı ile D2 konuşma performansı arasında istatistiksel olarak anlamlı bir ilişki bulunmamıştır. Çoklu doğrusal regresyon analizi sonuçları, dört </w:t>
+      </w:r>
+      <w:proofErr w:type="spellStart"/>
+      <w:r>
+        <w:rPr>
+          <w:sz w:val="24"/>
+          <w:szCs w:val="24"/>
+        </w:rPr>
+        <w:t>bilişüstü</w:t>
+      </w:r>
+      <w:proofErr w:type="spellEnd"/>
+      <w:r>
+        <w:rPr>
+          <w:sz w:val="24"/>
+          <w:szCs w:val="24"/>
+        </w:rPr>
+        <w:t xml:space="preserve"> stratejinin de (bireysel veya birlikte) öğrencilerin konuşma puanlarını yordama gücünün zayıf olduğunu göstermiştir. Bu durum, sınav ve zaman baskısı altındaki entegre konuşma bağlamında, </w:t>
+      </w:r>
+      <w:proofErr w:type="spellStart"/>
+      <w:r>
+        <w:rPr>
+          <w:sz w:val="24"/>
+          <w:szCs w:val="24"/>
+        </w:rPr>
+        <w:t>bilişüstü</w:t>
+      </w:r>
+      <w:proofErr w:type="spellEnd"/>
+      <w:r>
+        <w:rPr>
+          <w:sz w:val="24"/>
+          <w:szCs w:val="24"/>
+        </w:rPr>
+        <w:t xml:space="preserve"> stratejilerin teorik beklentilerle örtüşmediğini ve etkinliklerinin bağlamsal kısıtlamalar nedeniyle azalabileceğini düşündürmektedir.</w:t>
       </w:r>
     </w:p>
     <w:p>
       <w:pPr>
         <w:widowControl w:val="0"/>
-        <w:spacing w:after="240" w:before="240" w:line="240" w:lineRule="auto"/>
+        <w:spacing w:before="240" w:after="240" w:line="360" w:lineRule="auto"/>
         <w:jc w:val="both"/>
-        <w:rPr/>
-      </w:pPr>
-      <w:r>
-        <w:rPr>
-          <w:b w:val="1"/>
-          <w:rtl w:val="0"/>
+        <w:rPr>
+          <w:sz w:val="24"/>
+          <w:szCs w:val="24"/>
+        </w:rPr>
+      </w:pPr>
+      <w:r>
+        <w:rPr>
+          <w:b/>
+          <w:sz w:val="24"/>
+          <w:szCs w:val="24"/>
         </w:rPr>
         <w:t xml:space="preserve">Tartışma ve Çıkarımlar: </w:t>
       </w:r>
       <w:r>
         <w:rPr>
-          <w:rtl w:val="0"/>
-        </w:rPr>
-        <w:t xml:space="preserve">Bu araştırma, bilişüstü strateji kullanımının D2 konuşma performansı üzerindeki etkisini sınav bağlamında inceleyerek önemli çıkarımlar sunmaktadır. Bulgular, görev zorluğunun strateji kullanımını sınırlı ölçüde etkilediğini ve bu etkinin çoğunlukla dilsel eksiklikleri gidermeye yönelik problem çözme stratejisinde yoğunlaştığını göstermiştir. Bu yoğunlaşma, Kormos'un İkili Dil Üretim Modeli'nin D2 konuşurlarının telafi mekanizmalarına dair öngörülerine ampirik destek sağlamaktadır. Ancak araştırmanın en kritik sonucu, bilişüstü strateji kullanımı ile entegre D2 konuşma performansı arasında istatistiksel olarak anlamlı bir ilişkinin tespit edilememesidir. Bu durum, kuramsal olarak performansı desteklemesi beklenen stratejilerin, sınav koşullarının (zaman baskısı, stres, motivasyon eksikliği) oluşturduğu bağlamsal kısıtlamalar altında etkinliğini yitirdiğini işaret etmektedir. Dolayısıyla, çalışma, bilişüstü strateji kullanımının özellikle problem çözme yönünde yoğunlaşmasına rağmen konuşma başarısını yordamadığını göstermekte; bu da strateji öğretiminin sadece bilgiye değil aynı zamanda doğru bağlamda bilinçli ve etkili kullanıma odaklanması gerektiğini ortaya koymaktadır. Bu sonuçlar, Kormos modelinin sınav bağlamındaki sınırlarına dair teorik bir katkı sunarken pedagojik olarak da D2 konuşma stratejisi eğitiminin gerçek değerlendirme ortamlarına benzer şekilde uygulanması gerektiği yönünde pratik çıkarımlar sağlamaktadır.</w:t>
-      </w:r>
-      <w:r>
-        <w:rPr>
-          <w:rtl w:val="0"/>
-        </w:rPr>
-        <w:t xml:space="preserve"> </w:t>
+          <w:sz w:val="24"/>
+          <w:szCs w:val="24"/>
+        </w:rPr>
+        <w:t xml:space="preserve">Bu araştırma, </w:t>
+      </w:r>
+      <w:proofErr w:type="spellStart"/>
+      <w:r>
+        <w:rPr>
+          <w:sz w:val="24"/>
+          <w:szCs w:val="24"/>
+        </w:rPr>
+        <w:t>bilişüstü</w:t>
+      </w:r>
+      <w:proofErr w:type="spellEnd"/>
+      <w:r>
+        <w:rPr>
+          <w:sz w:val="24"/>
+          <w:szCs w:val="24"/>
+        </w:rPr>
+        <w:t xml:space="preserve"> strateji kullanımının D2 konuşma performansı üzerindeki etkisini sınav bağlamında inceleyerek önemli çıkarımlar sunmaktadır. Bulgular, görev zorluğunun strateji kullanımını sınırlı ölçüde etkilediğini ve bu etkinin çoğunlukla dilsel eksiklikleri gidermeye yönelik problem çözme stratejisinde yoğunlaştığını göstermiştir. Bu yoğunlaşma, </w:t>
+      </w:r>
+      <w:proofErr w:type="spellStart"/>
+      <w:r>
+        <w:rPr>
+          <w:sz w:val="24"/>
+          <w:szCs w:val="24"/>
+        </w:rPr>
+        <w:t>Kormos'un</w:t>
+      </w:r>
+      <w:proofErr w:type="spellEnd"/>
+      <w:r>
+        <w:rPr>
+          <w:sz w:val="24"/>
+          <w:szCs w:val="24"/>
+        </w:rPr>
+        <w:t xml:space="preserve"> İkili Dil Üretim </w:t>
+      </w:r>
+      <w:proofErr w:type="spellStart"/>
+      <w:r>
+        <w:rPr>
+          <w:sz w:val="24"/>
+          <w:szCs w:val="24"/>
+        </w:rPr>
+        <w:t>Modeli'nin</w:t>
+      </w:r>
+      <w:proofErr w:type="spellEnd"/>
+      <w:r>
+        <w:rPr>
+          <w:sz w:val="24"/>
+          <w:szCs w:val="24"/>
+        </w:rPr>
+        <w:t xml:space="preserve"> D2 </w:t>
+      </w:r>
+      <w:proofErr w:type="spellStart"/>
+      <w:r>
+        <w:rPr>
+          <w:sz w:val="24"/>
+          <w:szCs w:val="24"/>
+        </w:rPr>
+        <w:t>konuşurlarının</w:t>
+      </w:r>
+      <w:proofErr w:type="spellEnd"/>
+      <w:r>
+        <w:rPr>
+          <w:sz w:val="24"/>
+          <w:szCs w:val="24"/>
+        </w:rPr>
+        <w:t xml:space="preserve"> telafi mekanizmalarına dair öngörülerine ampirik destek sağlamaktadır. Ancak araştırmanın en kritik sonucu, </w:t>
+      </w:r>
+      <w:proofErr w:type="spellStart"/>
+      <w:r>
+        <w:rPr>
+          <w:sz w:val="24"/>
+          <w:szCs w:val="24"/>
+        </w:rPr>
+        <w:t>bilişüstü</w:t>
+      </w:r>
+      <w:proofErr w:type="spellEnd"/>
+      <w:r>
+        <w:rPr>
+          <w:sz w:val="24"/>
+          <w:szCs w:val="24"/>
+        </w:rPr>
+        <w:t xml:space="preserve"> strateji kullanımı ile entegre D2 konuşma performansı arasında istatistiksel olarak anlamlı bir ilişkinin tespit edilememesidir. Bu durum, kuramsal olarak performansı desteklemesi beklenen stratejilerin, sınav koşullarının (zaman baskısı, stres, motivasyon eksikliği) oluşturduğu bağlamsal kısıtlamalar altında etkinliğini yitirdiğini işaret etmektedir. Dolayısıyla, çalışma, </w:t>
+      </w:r>
+      <w:proofErr w:type="spellStart"/>
+      <w:r>
+        <w:rPr>
+          <w:sz w:val="24"/>
+          <w:szCs w:val="24"/>
+        </w:rPr>
+        <w:t>bilişüstü</w:t>
+      </w:r>
+      <w:proofErr w:type="spellEnd"/>
+      <w:r>
+        <w:rPr>
+          <w:sz w:val="24"/>
+          <w:szCs w:val="24"/>
+        </w:rPr>
+        <w:t xml:space="preserve"> strateji kullanımının özellikle problem çözme yönünde yoğunlaşmasına rağmen konuşma başarısını </w:t>
+      </w:r>
+      <w:proofErr w:type="spellStart"/>
+      <w:r>
+        <w:rPr>
+          <w:sz w:val="24"/>
+          <w:szCs w:val="24"/>
+        </w:rPr>
+        <w:t>yordamadığını</w:t>
+      </w:r>
+      <w:proofErr w:type="spellEnd"/>
+      <w:r>
+        <w:rPr>
+          <w:sz w:val="24"/>
+          <w:szCs w:val="24"/>
+        </w:rPr>
+        <w:t xml:space="preserve"> göstermekte; bu da strateji öğretiminin sadece bilgiye değil aynı zamanda doğru bağlamda bilinçli ve etkili kullanıma odaklanması gerektiğini ortaya koymaktadır. Bu sonuçlar, </w:t>
+      </w:r>
+      <w:proofErr w:type="spellStart"/>
+      <w:r>
+        <w:rPr>
+          <w:sz w:val="24"/>
+          <w:szCs w:val="24"/>
+        </w:rPr>
+        <w:t>Kormos</w:t>
+      </w:r>
+      <w:proofErr w:type="spellEnd"/>
+      <w:r>
+        <w:rPr>
+          <w:sz w:val="24"/>
+          <w:szCs w:val="24"/>
+        </w:rPr>
+        <w:t xml:space="preserve"> modelinin sınav bağlamındaki sınırlarına dair teorik bir katkı sunarken pedagojik olarak da D2 konuşma stratejisi eğitiminin gerçek değerlendirme ortamlarına benzer şekilde uygulanması gerektiği yönünde pratik çıkarımlar sağlamaktadır. </w:t>
       </w:r>
     </w:p>
     <w:p>
       <w:pPr>
         <w:widowControl w:val="0"/>
-        <w:spacing w:after="240" w:before="240" w:line="240" w:lineRule="auto"/>
+        <w:spacing w:before="240" w:after="240" w:line="360" w:lineRule="auto"/>
         <w:jc w:val="both"/>
-        <w:rPr/>
-      </w:pPr>
-      <w:r>
-        <w:rPr>
-          <w:b w:val="1"/>
-          <w:rtl w:val="0"/>
+        <w:rPr>
+          <w:sz w:val="24"/>
+          <w:szCs w:val="24"/>
+        </w:rPr>
+      </w:pPr>
+      <w:r>
+        <w:rPr>
+          <w:b/>
+          <w:sz w:val="24"/>
+          <w:szCs w:val="24"/>
         </w:rPr>
         <w:t xml:space="preserve">Değerlendirme: </w:t>
       </w:r>
       <w:r>
         <w:rPr>
-          <w:rtl w:val="0"/>
-        </w:rPr>
-        <w:t xml:space="preserve">Çalışmanın en güçlü yönü, açık bir kuramsal çerçeve ile ampirik tasarımı birleştirmesidir: Kormos’un ikili üretim modelinin konuşma özelindeki süreçlerle doğrudan eşleştirilmesi, SCICASA envanterinin boyutlarının bu modele uyarlanması ve uluslararası kabul görmüş bir performans aracı (TOEFL entegre görevleri + rubrik) kullanılması araştırmanın kavramsal ve ölçüm tutarlılığını sağlar. Örneklem başlangıçta görece büyük (134) tutulmuş; veri temizliği sonrası 95’in analiz için yeterli olduğu belirtilerek istatistiksel prosedürlerin (MANOVA, regresyon) gereksinimleri gözetilmiştir. Cronbach α = 0.941 gibi yüksek iç tutarlılık, envanterin güvenilir olduğuna işaret eder. Ayrıca görev zorluğu varyasyonu (girdi türü ve hazırlık süresindeki farklılıklar) gerçekçi, uygulamaya yakın bağlamları yakalamaya yardımcı olmuş ve teorik olarak dikkat kaynağı kısıtlaması hipotezini test etmeye elverişli bir ortam sağlamıştır.</w:t>
+          <w:sz w:val="24"/>
+          <w:szCs w:val="24"/>
+        </w:rPr>
+        <w:t xml:space="preserve">Çalışmanın en güçlü yönü, açık bir kuramsal çerçeve ile ampirik tasarımı birleştirmesidir: </w:t>
+      </w:r>
+      <w:proofErr w:type="spellStart"/>
+      <w:r>
+        <w:rPr>
+          <w:sz w:val="24"/>
+          <w:szCs w:val="24"/>
+        </w:rPr>
+        <w:t>Kormos’un</w:t>
+      </w:r>
+      <w:proofErr w:type="spellEnd"/>
+      <w:r>
+        <w:rPr>
+          <w:sz w:val="24"/>
+          <w:szCs w:val="24"/>
+        </w:rPr>
+        <w:t xml:space="preserve"> ikili üretim modelinin konuşma özelindeki süreçlerle doğrudan eşleştirilmesi, SCICASA envanterinin boyutlarının bu modele uyarlanması ve uluslararası kabul görmüş bir performans aracı (TOEFL entegre görevleri + rubrik) kullanılması araştırmanın kavramsal ve ölçüm tutarlılığını sağlar. Örneklem başlangıçta görece büyük (134) tutulmuş; veri temizliği sonrası 95’in analiz için yeterli olduğu belirtilerek istatistiksel prosedürlerin (MANOVA, regresyon) </w:t>
+      </w:r>
+      <w:r>
+        <w:rPr>
+          <w:sz w:val="24"/>
+          <w:szCs w:val="24"/>
+        </w:rPr>
+        <w:lastRenderedPageBreak/>
+        <w:t>gereksinimleri gözetilmiştir. Cronbach α = 0.941 gibi yüksek iç tutarlılık, envanterin güvenilir olduğuna işaret eder. Ayrıca görev zorluğu varyasyonu (girdi türü ve hazırlık süresindeki farklılıklar) gerçekçi, uygulamaya yakın bağlamları yakalamaya yardımcı olmuş ve teorik olarak dikkat kaynağı kısıtlaması hipotezini test etmeye elverişli bir ortam sağlamıştır.</w:t>
       </w:r>
     </w:p>
     <w:p>
       <w:pPr>
         <w:widowControl w:val="0"/>
-        <w:spacing w:after="240" w:before="240" w:line="240" w:lineRule="auto"/>
+        <w:spacing w:before="240" w:after="240" w:line="360" w:lineRule="auto"/>
         <w:jc w:val="both"/>
-        <w:rPr/>
-      </w:pPr>
-      <w:r>
-        <w:rPr>
-          <w:rtl w:val="0"/>
-        </w:rPr>
-        <w:t xml:space="preserve">Bununla birlikte, çalışmanın önemli zayıflıkları da var. En bariz sınırlama, bilişüstü strateji kullanımının yalnızca kendini bildirim aracılığıyla ölçülmüş olmasıdır; yazarlar da bunun yöntembilimsel bir sorun olduğunu kabul etmektedir. Kişilerin öz bildirim envanterleri ile gerçek zamanlı stratejik davranış arasındaki tutarsızlık, özellikle sınav stresinde ve otomatik süreçlerde (izleme gibi) ciddi sapmalara yol açabilir; çalışmada izleme düşük çıkan bir boyuttur ve bu kısmen ölçüm aracının fark edilmemiş otomatik süreçleri yakalayamamasından kaynaklanmış olabilir. Ayrıca veri hazırlığında 39 katılımcının dışlanması (örneklemin yaklaşık %29’u) potansiyel seçkiselliğe neden olabilir; dışlanma nedenleri (teknik mi, eksik yanıt mı) raporda daha ayrıntılı ele alınmalıydı. Ayrıca araştırmanın diğer bir sorgulama alanı hem içsel geçerlilik hem de genellenebilirlikle ilgilidir. Katılımcı grubun homojen olması (aynı ülke, benzer yaş grubu, CET-4 geçmişi) bulguların farklı D2 gruplarına, farklı yaş/politik/coğrafi bağlamlara genellenmesini kısıtlamaktadır. Ayrıca çalışmanın bulguları, literatürde benzer sonuçlar veren önceki küçük ölçekli çalışmaları doğrulasa da alandaki tekrarlanabilirlik sorunu devam etmektedir. Ayrıca strateji eğitiminin etkisizliği yanlış yorumlanırsa (örneğin “strateji öğretimi gereksizdir” sonucuna varılırsa) uygulamada strateji eğitimi bütünüyle geri çekilebilir ki bu, literatürle ve çalışma içi bulgularla çelişir; yazarların da vurguladığı gibi amaç, stratejiyi yok saymak değil, bağlama uygun öğretim yollarını geliştirmektir.</w:t>
+        <w:rPr>
+          <w:sz w:val="24"/>
+          <w:szCs w:val="24"/>
+        </w:rPr>
+      </w:pPr>
+      <w:r>
+        <w:rPr>
+          <w:sz w:val="24"/>
+          <w:szCs w:val="24"/>
+        </w:rPr>
+        <w:t xml:space="preserve">Bununla birlikte, çalışmanın önemli zayıflıkları da var. En bariz sınırlama, </w:t>
+      </w:r>
+      <w:proofErr w:type="spellStart"/>
+      <w:r>
+        <w:rPr>
+          <w:sz w:val="24"/>
+          <w:szCs w:val="24"/>
+        </w:rPr>
+        <w:t>bilişüstü</w:t>
+      </w:r>
+      <w:proofErr w:type="spellEnd"/>
+      <w:r>
+        <w:rPr>
+          <w:sz w:val="24"/>
+          <w:szCs w:val="24"/>
+        </w:rPr>
+        <w:t xml:space="preserve"> strateji kullanımının yalnızca kendini bildirim aracılığıyla ölçülmüş olmasıdır; yazarlar da bunun yöntembilimsel bir sorun olduğunu kabul etmektedir. Kişilerin öz bildirim envanterleri ile gerçek zamanlı stratejik davranış arasındaki tutarsızlık, özellikle sınav stresinde ve otomatik süreçlerde (izleme gibi) ciddi sapmalara yol açabilir; çalışmada izleme düşük çıkan bir boyuttur ve bu kısmen ölçüm aracının fark edilmemiş otomatik süreçleri yakalayamamasından kaynaklanmış olabilir. Ayrıca veri hazırlığında 39 katılımcının dışlanması (örneklemin yaklaşık %29’u) potansiyel </w:t>
+      </w:r>
+      <w:proofErr w:type="spellStart"/>
+      <w:r>
+        <w:rPr>
+          <w:sz w:val="24"/>
+          <w:szCs w:val="24"/>
+        </w:rPr>
+        <w:t>seçkiselliğe</w:t>
+      </w:r>
+      <w:proofErr w:type="spellEnd"/>
+      <w:r>
+        <w:rPr>
+          <w:sz w:val="24"/>
+          <w:szCs w:val="24"/>
+        </w:rPr>
+        <w:t xml:space="preserve"> neden olabilir; dışlanma nedenleri (teknik mi, eksik yanıt mı) raporda daha ayrıntılı ele alınmalıydı. Ayrıca araştırmanın diğer bir sorgulama alanı hem içsel geçerlilik hem de genellenebilirlikle ilgilidir. Katılımcı grubun homojen olması (aynı ülke, benzer yaş grubu, CET-4 geçmişi) bulguların farklı D2 gruplarına, farklı yaş/politik/coğrafi bağlamlara genellenmesini kısıtlamaktadır. Ayrıca çalışmanın bulguları, literatürde benzer sonuçlar veren önceki küçük ölçekli çalışmaları doğrulasa da alandaki tekrarlanabilirlik sorunu devam etmektedir. Ayrıca strateji eğitiminin etkisizliği yanlış yorumlanırsa (örneğin “strateji öğretimi gereksizdir” sonucuna varılırsa) uygulamada strateji eğitimi bütünüyle geri çekilebilir ki bu, literatürle ve çalışma içi bulgularla çelişir; yazarların da vurguladığı gibi amaç, stratejiyi yok saymak değil, bağlama uygun öğretim yollarını geliştirmektir.</w:t>
       </w:r>
     </w:p>
     <w:p>
       <w:pPr>
         <w:widowControl w:val="0"/>
-        <w:spacing w:after="240" w:before="240" w:line="240" w:lineRule="auto"/>
+        <w:spacing w:before="240" w:after="240" w:line="360" w:lineRule="auto"/>
         <w:jc w:val="both"/>
-        <w:rPr/>
-      </w:pPr>
-      <w:r>
-        <w:rPr>
-          <w:rtl w:val="0"/>
-        </w:rPr>
-        <w:t xml:space="preserve">Sonuç olarak, makale teorik açıdan tutarlı ve uygulamaya dönük güçlü öneriler taşıyan bir çalışma; fakat bulguların sınırlı pratik açıklayıcılığı ve ölçüm araçlarının doğası nedeniyle sonuçların yorumunda temkinli olunmalıdır. Gelecek çalışmalarda hem davranışsal, hem biyometrik/göz-izleme türü verilerin kendini bildirimle triangüle edilmesi, örneklem çeşitlendirmesi, dışlanan katılımcıların nedenlerinin şeffaf raporlanması ve strateji eğitim müdahalelerinin deneysel testleri yapılırsa bulguların hem kuramsal hem uygulamalı değeri önemli ölçüde artacaktır. </w:t>
-      </w:r>
-      <w:r>
-        <w:rPr>
-          <w:rtl w:val="0"/>
-        </w:rPr>
+        <w:rPr>
+          <w:sz w:val="24"/>
+          <w:szCs w:val="24"/>
+        </w:rPr>
+      </w:pPr>
+      <w:r>
+        <w:rPr>
+          <w:sz w:val="24"/>
+          <w:szCs w:val="24"/>
+        </w:rPr>
+        <w:t xml:space="preserve">Sonuç olarak, makale teorik açıdan tutarlı ve uygulamaya dönük güçlü öneriler taşıyan bir çalışma; fakat bulguların sınırlı pratik </w:t>
+      </w:r>
+      <w:proofErr w:type="spellStart"/>
+      <w:r>
+        <w:rPr>
+          <w:sz w:val="24"/>
+          <w:szCs w:val="24"/>
+        </w:rPr>
+        <w:t>açıklayıcılığı</w:t>
+      </w:r>
+      <w:proofErr w:type="spellEnd"/>
+      <w:r>
+        <w:rPr>
+          <w:sz w:val="24"/>
+          <w:szCs w:val="24"/>
+        </w:rPr>
+        <w:t xml:space="preserve"> ve ölçüm araçlarının doğası nedeniyle sonuçların yorumunda temkinli olunmalıdır. Gelecek çalışmalarda hem </w:t>
+      </w:r>
+      <w:proofErr w:type="gramStart"/>
+      <w:r>
+        <w:rPr>
+          <w:sz w:val="24"/>
+          <w:szCs w:val="24"/>
+        </w:rPr>
+        <w:t>davranışsal,</w:t>
+      </w:r>
+      <w:proofErr w:type="gramEnd"/>
+      <w:r>
+        <w:rPr>
+          <w:sz w:val="24"/>
+          <w:szCs w:val="24"/>
+        </w:rPr>
+        <w:t xml:space="preserve"> hem biyometrik/göz-izleme türü verilerin kendini bildirimle </w:t>
+      </w:r>
+      <w:proofErr w:type="spellStart"/>
+      <w:r>
+        <w:rPr>
+          <w:sz w:val="24"/>
+          <w:szCs w:val="24"/>
+        </w:rPr>
+        <w:t>triangüle</w:t>
+      </w:r>
+      <w:proofErr w:type="spellEnd"/>
+      <w:r>
+        <w:rPr>
+          <w:sz w:val="24"/>
+          <w:szCs w:val="24"/>
+        </w:rPr>
+        <w:t xml:space="preserve"> edilmesi, örneklem çeşitlendirmesi, dışlanan katılımcıların nedenlerinin şeffaf raporlanması ve strateji eğitim müdahalelerinin deneysel testleri yapılırsa bulguların hem kuramsal hem uygulamalı değeri önemli ölçüde artacaktır. </w:t>
       </w:r>
     </w:p>
     <w:p>
       <w:pPr>
-        <w:widowControl w:val="0"/>
-        <w:spacing w:after="240" w:before="240" w:line="240" w:lineRule="auto"/>
-        <w:jc w:val="both"/>
-        <w:rPr/>
-      </w:pPr>
-      <w:r>
-        <w:rPr>
-          <w:rtl w:val="0"/>
-        </w:rPr>
-      </w:r>
-    </w:p>
-    <w:p>
-      <w:pPr>
-        <w:rPr/>
-      </w:pPr>
-      <w:r>
-        <w:rPr>
-          <w:rtl w:val="0"/>
-        </w:rPr>
-      </w:r>
+        <w:spacing w:line="360" w:lineRule="auto"/>
+        <w:rPr>
+          <w:sz w:val="24"/>
+          <w:szCs w:val="24"/>
+        </w:rPr>
+      </w:pPr>
     </w:p>
     <w:sectPr>
-      <w:pgSz w:h="16834" w:w="11909" w:orient="portrait"/>
-      <w:pgMar w:bottom="1440" w:top="1440" w:left="1440" w:right="1440" w:header="720" w:footer="720"/>
+      <w:pgSz w:w="11909" w:h="16834"/>
+      <w:pgMar w:top="1440" w:right="1440" w:bottom="1440" w:left="1440" w:header="720" w:footer="720" w:gutter="0"/>
       <w:pgNumType w:start="1"/>
+      <w:cols w:space="708"/>
     </w:sectPr>
   </w:body>
 </w:document>
 </file>
 
 <file path=word/numbering.xml><?xml version="1.0" encoding="utf-8"?>
-<w:numbering xmlns:mc="http://schemas.openxmlformats.org/markup-compatibility/2006" xmlns:o="urn:schemas-microsoft-com:office:office" xmlns:r="http://schemas.openxmlformats.org/officeDocument/2006/relationships" xmlns:m="http://schemas.openxmlformats.org/officeDocument/2006/math" xmlns:v="urn:schemas-microsoft-com:vml" xmlns:wp="http://schemas.openxmlformats.org/drawingml/2006/wordprocessingDrawing" xmlns:w10="urn:schemas-microsoft-com:office:word" xmlns:w="http://schemas.openxmlformats.org/wordprocessingml/2006/main" xmlns:wne="http://schemas.microsoft.com/office/word/2006/wordml" xmlns:sl="http://schemas.openxmlformats.org/schemaLibrary/2006/main" xmlns:a="http://schemas.openxmlformats.org/drawingml/2006/main" xmlns:pic="http://schemas.openxmlformats.org/drawingml/2006/picture" xmlns:c="http://schemas.openxmlformats.org/drawingml/2006/chart" xmlns:lc="http://schemas.openxmlformats.org/drawingml/2006/lockedCanvas" xmlns:dgm="http://schemas.openxmlformats.org/drawingml/2006/diagram" xmlns:wps="http://schemas.microsoft.com/office/word/2010/wordprocessingShape" xmlns:wpg="http://schemas.microsoft.com/office/word/2010/wordprocessingGroup" xmlns:w14="http://schemas.microsoft.com/office/word/2010/wordml" xmlns:w15="http://schemas.microsoft.com/office/word/2012/wordml" xmlns:w16="http://schemas.microsoft.com/office/word/2018/wordml" xmlns:w16cex="http://schemas.microsoft.com/office/word/2018/wordml/cex" xmlns:w16cid="http://schemas.microsoft.com/office/word/2016/wordml/cid" xmlns="http://schemas.microsoft.com/office/tasks/2019/documenttasks" xmlns:cr="http://schemas.microsoft.com/office/comments/2020/reactions">
-  <w:abstractNum w:abstractNumId="1">
+<w:numbering xmlns:wpc="http://schemas.microsoft.com/office/word/2010/wordprocessingCanvas" xmlns:cx="http://schemas.microsoft.com/office/drawing/2014/chartex" xmlns:cx1="http://schemas.microsoft.com/office/drawing/2015/9/8/chartex" xmlns:cx2="http://schemas.microsoft.com/office/drawing/2015/10/21/chartex" xmlns:cx3="http://schemas.microsoft.com/office/drawing/2016/5/9/chartex" xmlns:cx4="http://schemas.microsoft.com/office/drawing/2016/5/10/chartex" xmlns:cx5="http://schemas.microsoft.com/office/drawing/2016/5/11/chartex" xmlns:cx6="http://schemas.microsoft.com/office/drawing/2016/5/12/chartex" xmlns:cx7="http://schemas.microsoft.com/office/drawing/2016/5/13/chartex" xmlns:cx8="http://schemas.microsoft.com/office/drawing/2016/5/14/chartex" xmlns:mc="http://schemas.openxmlformats.org/markup-compatibility/2006" xmlns:aink="http://schemas.microsoft.com/office/drawing/2016/ink" xmlns:am3d="http://schemas.microsoft.com/office/drawing/2017/model3d" xmlns:o="urn:schemas-microsoft-com:office:office" xmlns:oel="http://schemas.microsoft.com/office/2019/extlst" xmlns:r="http://schemas.openxmlformats.org/officeDocument/2006/relationships" xmlns:m="http://schemas.openxmlformats.org/officeDocument/2006/math" xmlns:v="urn:schemas-microsoft-com:vml" xmlns:wp14="http://schemas.microsoft.com/office/word/2010/wordprocessingDrawing" xmlns:wp="http://schemas.openxmlformats.org/drawingml/2006/wordprocessingDrawing" xmlns:w10="urn:schemas-microsoft-com:office:word" xmlns:w="http://schemas.openxmlformats.org/wordprocessingml/2006/main" xmlns:w14="http://schemas.microsoft.com/office/word/2010/wordml" xmlns:w15="http://schemas.microsoft.com/office/word/2012/wordml" xmlns:w16cex="http://schemas.microsoft.com/office/word/2018/wordml/cex" xmlns:w16cid="http://schemas.microsoft.com/office/word/2016/wordml/cid" xmlns:w16="http://schemas.microsoft.com/office/word/2018/wordml" xmlns:w16du="http://schemas.microsoft.com/office/word/2023/wordml/word16du" xmlns:w16sdtdh="http://schemas.microsoft.com/office/word/2020/wordml/sdtdatahash" xmlns:w16sdtfl="http://schemas.microsoft.com/office/word/2024/wordml/sdtformatlock" xmlns:w16se="http://schemas.microsoft.com/office/word/2015/wordml/symex" xmlns:wpg="http://schemas.microsoft.com/office/word/2010/wordprocessingGroup" xmlns:wpi="http://schemas.microsoft.com/office/word/2010/wordprocessingInk" xmlns:wne="http://schemas.microsoft.com/office/word/2006/wordml" xmlns:wps="http://schemas.microsoft.com/office/word/2010/wordprocessingShape" mc:Ignorable="w14 w15 w16se w16cid w16 w16cex w16sdtdh w16sdtfl w16du wp14">
+  <w:abstractNum w:abstractNumId="0" w15:restartNumberingAfterBreak="0">
+    <w:nsid w:val="664F248E"/>
+    <w:multiLevelType w:val="multilevel"/>
+    <w:tmpl w:val="26F636CA"/>
     <w:lvl w:ilvl="0">
       <w:start w:val="1"/>
       <w:numFmt w:val="decimal"/>
@@ -635,21 +1733,21 @@
       </w:rPr>
     </w:lvl>
   </w:abstractNum>
-  <w:num w:numId="1">
-    <w:abstractNumId w:val="1"/>
+  <w:num w:numId="1" w16cid:durableId="1540358656">
+    <w:abstractNumId w:val="0"/>
   </w:num>
 </w:numbering>
 </file>
 
 <file path=word/styles.xml><?xml version="1.0" encoding="utf-8"?>
-<w:styles xmlns:mc="http://schemas.openxmlformats.org/markup-compatibility/2006" xmlns:o="urn:schemas-microsoft-com:office:office" xmlns:r="http://schemas.openxmlformats.org/officeDocument/2006/relationships" xmlns:m="http://schemas.openxmlformats.org/officeDocument/2006/math" xmlns:v="urn:schemas-microsoft-com:vml" xmlns:wp="http://schemas.openxmlformats.org/drawingml/2006/wordprocessingDrawing" xmlns:w10="urn:schemas-microsoft-com:office:word" xmlns:w="http://schemas.openxmlformats.org/wordprocessingml/2006/main" xmlns:wne="http://schemas.microsoft.com/office/word/2006/wordml" xmlns:sl="http://schemas.openxmlformats.org/schemaLibrary/2006/main" xmlns:a="http://schemas.openxmlformats.org/drawingml/2006/main" xmlns:pic="http://schemas.openxmlformats.org/drawingml/2006/picture" xmlns:c="http://schemas.openxmlformats.org/drawingml/2006/chart" xmlns:lc="http://schemas.openxmlformats.org/drawingml/2006/lockedCanvas" xmlns:dgm="http://schemas.openxmlformats.org/drawingml/2006/diagram" xmlns:wps="http://schemas.microsoft.com/office/word/2010/wordprocessingShape" xmlns:wpg="http://schemas.microsoft.com/office/word/2010/wordprocessingGroup" xmlns:w14="http://schemas.microsoft.com/office/word/2010/wordml" xmlns:w15="http://schemas.microsoft.com/office/word/2012/wordml" xmlns:w16="http://schemas.microsoft.com/office/word/2018/wordml" xmlns:w16cex="http://schemas.microsoft.com/office/word/2018/wordml/cex" xmlns:w16cid="http://schemas.microsoft.com/office/word/2016/wordml/cid" xmlns="http://schemas.microsoft.com/office/tasks/2019/documenttasks" xmlns:cr="http://schemas.microsoft.com/office/comments/2020/reactions">
+<w:styles xmlns:mc="http://schemas.openxmlformats.org/markup-compatibility/2006" xmlns:r="http://schemas.openxmlformats.org/officeDocument/2006/relationships" xmlns:w="http://schemas.openxmlformats.org/wordprocessingml/2006/main" xmlns:w14="http://schemas.microsoft.com/office/word/2010/wordml" xmlns:w15="http://schemas.microsoft.com/office/word/2012/wordml" xmlns:w16cex="http://schemas.microsoft.com/office/word/2018/wordml/cex" xmlns:w16cid="http://schemas.microsoft.com/office/word/2016/wordml/cid" xmlns:w16="http://schemas.microsoft.com/office/word/2018/wordml" xmlns:w16du="http://schemas.microsoft.com/office/word/2023/wordml/word16du" xmlns:w16sdtdh="http://schemas.microsoft.com/office/word/2020/wordml/sdtdatahash" xmlns:w16sdtfl="http://schemas.microsoft.com/office/word/2024/wordml/sdtformatlock" xmlns:w16se="http://schemas.microsoft.com/office/word/2015/wordml/symex" mc:Ignorable="w14 w15 w16se w16cid w16 w16cex w16sdtdh w16sdtfl w16du">
   <w:docDefaults>
     <w:rPrDefault>
       <w:rPr>
-        <w:rFonts w:ascii="Arial" w:cs="Arial" w:eastAsia="Arial" w:hAnsi="Arial"/>
+        <w:rFonts w:ascii="Arial" w:eastAsia="Arial" w:hAnsi="Arial" w:cs="Arial"/>
         <w:sz w:val="22"/>
         <w:szCs w:val="22"/>
-        <w:lang w:val="tr"/>
+        <w:lang w:val="tr" w:eastAsia="tr-TR" w:bidi="ar-SA"/>
       </w:rPr>
     </w:rPrDefault>
     <w:pPrDefault>
@@ -658,77 +1756,457 @@
       </w:pPr>
     </w:pPrDefault>
   </w:docDefaults>
-  <w:style w:type="table" w:styleId="TableNormal" w:default="1">
-    <w:name w:val="TableNormal"/>
-    <w:tblPr>
-      <w:tblCellMar>
-        <w:top w:w="100.0" w:type="dxa"/>
-        <w:left w:w="100.0" w:type="dxa"/>
-        <w:bottom w:w="100.0" w:type="dxa"/>
-        <w:right w:w="100.0" w:type="dxa"/>
-      </w:tblCellMar>
-    </w:tblPr>
+  <w:latentStyles w:defLockedState="0" w:defUIPriority="99" w:defSemiHidden="0" w:defUnhideWhenUsed="0" w:defQFormat="0" w:count="376">
+    <w:lsdException w:name="Normal" w:uiPriority="0" w:qFormat="1"/>
+    <w:lsdException w:name="heading 1" w:uiPriority="9" w:qFormat="1"/>
+    <w:lsdException w:name="heading 2" w:semiHidden="1" w:uiPriority="9" w:unhideWhenUsed="1" w:qFormat="1"/>
+    <w:lsdException w:name="heading 3" w:semiHidden="1" w:uiPriority="9" w:unhideWhenUsed="1" w:qFormat="1"/>
+    <w:lsdException w:name="heading 4" w:semiHidden="1" w:uiPriority="9" w:unhideWhenUsed="1" w:qFormat="1"/>
+    <w:lsdException w:name="heading 5" w:semiHidden="1" w:uiPriority="9" w:unhideWhenUsed="1" w:qFormat="1"/>
+    <w:lsdException w:name="heading 6" w:semiHidden="1" w:uiPriority="9" w:unhideWhenUsed="1" w:qFormat="1"/>
+    <w:lsdException w:name="heading 7" w:semiHidden="1" w:uiPriority="9" w:unhideWhenUsed="1" w:qFormat="1"/>
+    <w:lsdException w:name="heading 8" w:semiHidden="1" w:uiPriority="9" w:unhideWhenUsed="1" w:qFormat="1"/>
+    <w:lsdException w:name="heading 9" w:semiHidden="1" w:uiPriority="9" w:unhideWhenUsed="1" w:qFormat="1"/>
+    <w:lsdException w:name="index 1" w:semiHidden="1" w:unhideWhenUsed="1"/>
+    <w:lsdException w:name="index 2" w:semiHidden="1" w:unhideWhenUsed="1"/>
+    <w:lsdException w:name="index 3" w:semiHidden="1" w:unhideWhenUsed="1"/>
+    <w:lsdException w:name="index 4" w:semiHidden="1" w:unhideWhenUsed="1"/>
+    <w:lsdException w:name="index 5" w:semiHidden="1" w:unhideWhenUsed="1"/>
+    <w:lsdException w:name="index 6" w:semiHidden="1" w:unhideWhenUsed="1"/>
+    <w:lsdException w:name="index 7" w:semiHidden="1" w:unhideWhenUsed="1"/>
+    <w:lsdException w:name="index 8" w:semiHidden="1" w:unhideWhenUsed="1"/>
+    <w:lsdException w:name="index 9" w:semiHidden="1" w:unhideWhenUsed="1"/>
+    <w:lsdException w:name="toc 1" w:semiHidden="1" w:uiPriority="39" w:unhideWhenUsed="1"/>
+    <w:lsdException w:name="toc 2" w:semiHidden="1" w:uiPriority="39" w:unhideWhenUsed="1"/>
+    <w:lsdException w:name="toc 3" w:semiHidden="1" w:uiPriority="39" w:unhideWhenUsed="1"/>
+    <w:lsdException w:name="toc 4" w:semiHidden="1" w:uiPriority="39" w:unhideWhenUsed="1"/>
+    <w:lsdException w:name="toc 5" w:semiHidden="1" w:uiPriority="39" w:unhideWhenUsed="1"/>
+    <w:lsdException w:name="toc 6" w:semiHidden="1" w:uiPriority="39" w:unhideWhenUsed="1"/>
+    <w:lsdException w:name="toc 7" w:semiHidden="1" w:uiPriority="39" w:unhideWhenUsed="1"/>
+    <w:lsdException w:name="toc 8" w:semiHidden="1" w:uiPriority="39" w:unhideWhenUsed="1"/>
+    <w:lsdException w:name="toc 9" w:semiHidden="1" w:uiPriority="39" w:unhideWhenUsed="1"/>
+    <w:lsdException w:name="Normal Indent" w:semiHidden="1" w:unhideWhenUsed="1"/>
+    <w:lsdException w:name="footnote text" w:semiHidden="1" w:unhideWhenUsed="1"/>
+    <w:lsdException w:name="annotation text" w:semiHidden="1" w:unhideWhenUsed="1"/>
+    <w:lsdException w:name="header" w:semiHidden="1" w:unhideWhenUsed="1"/>
+    <w:lsdException w:name="footer" w:semiHidden="1" w:unhideWhenUsed="1"/>
+    <w:lsdException w:name="index heading" w:semiHidden="1" w:unhideWhenUsed="1"/>
+    <w:lsdException w:name="caption" w:semiHidden="1" w:uiPriority="35" w:unhideWhenUsed="1" w:qFormat="1"/>
+    <w:lsdException w:name="table of figures" w:semiHidden="1" w:unhideWhenUsed="1"/>
+    <w:lsdException w:name="envelope address" w:semiHidden="1" w:unhideWhenUsed="1"/>
+    <w:lsdException w:name="envelope return" w:semiHidden="1" w:unhideWhenUsed="1"/>
+    <w:lsdException w:name="footnote reference" w:semiHidden="1" w:unhideWhenUsed="1"/>
+    <w:lsdException w:name="annotation reference" w:semiHidden="1" w:unhideWhenUsed="1"/>
+    <w:lsdException w:name="line number" w:semiHidden="1" w:unhideWhenUsed="1"/>
+    <w:lsdException w:name="page number" w:semiHidden="1" w:unhideWhenUsed="1"/>
+    <w:lsdException w:name="endnote reference" w:semiHidden="1" w:unhideWhenUsed="1"/>
+    <w:lsdException w:name="endnote text" w:semiHidden="1" w:unhideWhenUsed="1"/>
+    <w:lsdException w:name="table of authorities" w:semiHidden="1" w:unhideWhenUsed="1"/>
+    <w:lsdException w:name="macro" w:semiHidden="1" w:unhideWhenUsed="1"/>
+    <w:lsdException w:name="toa heading" w:semiHidden="1" w:unhideWhenUsed="1"/>
+    <w:lsdException w:name="List" w:semiHidden="1" w:unhideWhenUsed="1"/>
+    <w:lsdException w:name="List Bullet" w:semiHidden="1" w:unhideWhenUsed="1"/>
+    <w:lsdException w:name="List Number" w:semiHidden="1" w:unhideWhenUsed="1"/>
+    <w:lsdException w:name="List 2" w:semiHidden="1" w:unhideWhenUsed="1"/>
+    <w:lsdException w:name="List 3" w:semiHidden="1" w:unhideWhenUsed="1"/>
+    <w:lsdException w:name="List 4" w:semiHidden="1" w:unhideWhenUsed="1"/>
+    <w:lsdException w:name="List 5" w:semiHidden="1" w:unhideWhenUsed="1"/>
+    <w:lsdException w:name="List Bullet 2" w:semiHidden="1" w:unhideWhenUsed="1"/>
+    <w:lsdException w:name="List Bullet 3" w:semiHidden="1" w:unhideWhenUsed="1"/>
+    <w:lsdException w:name="List Bullet 4" w:semiHidden="1" w:unhideWhenUsed="1"/>
+    <w:lsdException w:name="List Bullet 5" w:semiHidden="1" w:unhideWhenUsed="1"/>
+    <w:lsdException w:name="List Number 2" w:semiHidden="1" w:unhideWhenUsed="1"/>
+    <w:lsdException w:name="List Number 3" w:semiHidden="1" w:unhideWhenUsed="1"/>
+    <w:lsdException w:name="List Number 4" w:semiHidden="1" w:unhideWhenUsed="1"/>
+    <w:lsdException w:name="List Number 5" w:semiHidden="1" w:unhideWhenUsed="1"/>
+    <w:lsdException w:name="Title" w:uiPriority="10" w:qFormat="1"/>
+    <w:lsdException w:name="Closing" w:semiHidden="1" w:unhideWhenUsed="1"/>
+    <w:lsdException w:name="Signature" w:semiHidden="1" w:unhideWhenUsed="1"/>
+    <w:lsdException w:name="Default Paragraph Font" w:semiHidden="1" w:uiPriority="1" w:unhideWhenUsed="1"/>
+    <w:lsdException w:name="Body Text" w:semiHidden="1" w:unhideWhenUsed="1"/>
+    <w:lsdException w:name="Body Text Indent" w:semiHidden="1" w:unhideWhenUsed="1"/>
+    <w:lsdException w:name="List Continue" w:semiHidden="1" w:unhideWhenUsed="1"/>
+    <w:lsdException w:name="List Continue 2" w:semiHidden="1" w:unhideWhenUsed="1"/>
+    <w:lsdException w:name="List Continue 3" w:semiHidden="1" w:unhideWhenUsed="1"/>
+    <w:lsdException w:name="List Continue 4" w:semiHidden="1" w:unhideWhenUsed="1"/>
+    <w:lsdException w:name="List Continue 5" w:semiHidden="1" w:unhideWhenUsed="1"/>
+    <w:lsdException w:name="Message Header" w:semiHidden="1" w:unhideWhenUsed="1"/>
+    <w:lsdException w:name="Subtitle" w:uiPriority="11" w:qFormat="1"/>
+    <w:lsdException w:name="Salutation" w:semiHidden="1" w:unhideWhenUsed="1"/>
+    <w:lsdException w:name="Date" w:semiHidden="1" w:unhideWhenUsed="1"/>
+    <w:lsdException w:name="Body Text First Indent" w:semiHidden="1" w:unhideWhenUsed="1"/>
+    <w:lsdException w:name="Body Text First Indent 2" w:semiHidden="1" w:unhideWhenUsed="1"/>
+    <w:lsdException w:name="Note Heading" w:semiHidden="1" w:unhideWhenUsed="1"/>
+    <w:lsdException w:name="Body Text 2" w:semiHidden="1" w:unhideWhenUsed="1"/>
+    <w:lsdException w:name="Body Text 3" w:semiHidden="1" w:unhideWhenUsed="1"/>
+    <w:lsdException w:name="Body Text Indent 2" w:semiHidden="1" w:unhideWhenUsed="1"/>
+    <w:lsdException w:name="Body Text Indent 3" w:semiHidden="1" w:unhideWhenUsed="1"/>
+    <w:lsdException w:name="Block Text" w:semiHidden="1" w:unhideWhenUsed="1"/>
+    <w:lsdException w:name="Hyperlink" w:semiHidden="1" w:unhideWhenUsed="1"/>
+    <w:lsdException w:name="FollowedHyperlink" w:semiHidden="1" w:unhideWhenUsed="1"/>
+    <w:lsdException w:name="Strong" w:uiPriority="22" w:qFormat="1"/>
+    <w:lsdException w:name="Emphasis" w:uiPriority="20" w:qFormat="1"/>
+    <w:lsdException w:name="Document Map" w:semiHidden="1" w:unhideWhenUsed="1"/>
+    <w:lsdException w:name="Plain Text" w:semiHidden="1" w:unhideWhenUsed="1"/>
+    <w:lsdException w:name="E-mail Signature" w:semiHidden="1" w:unhideWhenUsed="1"/>
+    <w:lsdException w:name="HTML Top of Form" w:semiHidden="1" w:unhideWhenUsed="1"/>
+    <w:lsdException w:name="HTML Bottom of Form" w:semiHidden="1" w:unhideWhenUsed="1"/>
+    <w:lsdException w:name="Normal (Web)" w:semiHidden="1" w:unhideWhenUsed="1"/>
+    <w:lsdException w:name="HTML Acronym" w:semiHidden="1" w:unhideWhenUsed="1"/>
+    <w:lsdException w:name="HTML Address" w:semiHidden="1" w:unhideWhenUsed="1"/>
+    <w:lsdException w:name="HTML Cite" w:semiHidden="1" w:unhideWhenUsed="1"/>
+    <w:lsdException w:name="HTML Code" w:semiHidden="1" w:unhideWhenUsed="1"/>
+    <w:lsdException w:name="HTML Definition" w:semiHidden="1" w:unhideWhenUsed="1"/>
+    <w:lsdException w:name="HTML Keyboard" w:semiHidden="1" w:unhideWhenUsed="1"/>
+    <w:lsdException w:name="HTML Preformatted" w:semiHidden="1" w:unhideWhenUsed="1"/>
+    <w:lsdException w:name="HTML Sample" w:semiHidden="1" w:unhideWhenUsed="1"/>
+    <w:lsdException w:name="HTML Typewriter" w:semiHidden="1" w:unhideWhenUsed="1"/>
+    <w:lsdException w:name="HTML Variable" w:semiHidden="1" w:unhideWhenUsed="1"/>
+    <w:lsdException w:name="Normal Table" w:semiHidden="1" w:unhideWhenUsed="1"/>
+    <w:lsdException w:name="annotation subject" w:semiHidden="1" w:unhideWhenUsed="1"/>
+    <w:lsdException w:name="No List" w:semiHidden="1" w:unhideWhenUsed="1"/>
+    <w:lsdException w:name="Outline List 1" w:semiHidden="1" w:unhideWhenUsed="1"/>
+    <w:lsdException w:name="Outline List 2" w:semiHidden="1" w:unhideWhenUsed="1"/>
+    <w:lsdException w:name="Outline List 3" w:semiHidden="1" w:unhideWhenUsed="1"/>
+    <w:lsdException w:name="Table Simple 1" w:semiHidden="1" w:unhideWhenUsed="1"/>
+    <w:lsdException w:name="Table Simple 2" w:semiHidden="1" w:unhideWhenUsed="1"/>
+    <w:lsdException w:name="Table Simple 3" w:semiHidden="1" w:unhideWhenUsed="1"/>
+    <w:lsdException w:name="Table Classic 1" w:semiHidden="1" w:unhideWhenUsed="1"/>
+    <w:lsdException w:name="Table Classic 2" w:semiHidden="1" w:unhideWhenUsed="1"/>
+    <w:lsdException w:name="Table Classic 3" w:semiHidden="1" w:unhideWhenUsed="1"/>
+    <w:lsdException w:name="Table Classic 4" w:semiHidden="1" w:unhideWhenUsed="1"/>
+    <w:lsdException w:name="Table Colorful 1" w:semiHidden="1" w:unhideWhenUsed="1"/>
+    <w:lsdException w:name="Table Colorful 2" w:semiHidden="1" w:unhideWhenUsed="1"/>
+    <w:lsdException w:name="Table Colorful 3" w:semiHidden="1" w:unhideWhenUsed="1"/>
+    <w:lsdException w:name="Table Columns 1" w:semiHidden="1" w:unhideWhenUsed="1"/>
+    <w:lsdException w:name="Table Columns 2" w:semiHidden="1" w:unhideWhenUsed="1"/>
+    <w:lsdException w:name="Table Columns 3" w:semiHidden="1" w:unhideWhenUsed="1"/>
+    <w:lsdException w:name="Table Columns 4" w:semiHidden="1" w:unhideWhenUsed="1"/>
+    <w:lsdException w:name="Table Columns 5" w:semiHidden="1" w:unhideWhenUsed="1"/>
+    <w:lsdException w:name="Table Grid 1" w:semiHidden="1" w:unhideWhenUsed="1"/>
+    <w:lsdException w:name="Table Grid 2" w:semiHidden="1" w:unhideWhenUsed="1"/>
+    <w:lsdException w:name="Table Grid 3" w:semiHidden="1" w:unhideWhenUsed="1"/>
+    <w:lsdException w:name="Table Grid 4" w:semiHidden="1" w:unhideWhenUsed="1"/>
+    <w:lsdException w:name="Table Grid 5" w:semiHidden="1" w:unhideWhenUsed="1"/>
+    <w:lsdException w:name="Table Grid 6" w:semiHidden="1" w:unhideWhenUsed="1"/>
+    <w:lsdException w:name="Table Grid 7" w:semiHidden="1" w:unhideWhenUsed="1"/>
+    <w:lsdException w:name="Table Grid 8" w:semiHidden="1" w:unhideWhenUsed="1"/>
+    <w:lsdException w:name="Table List 1" w:semiHidden="1" w:unhideWhenUsed="1"/>
+    <w:lsdException w:name="Table List 2" w:semiHidden="1" w:unhideWhenUsed="1"/>
+    <w:lsdException w:name="Table List 3" w:semiHidden="1" w:unhideWhenUsed="1"/>
+    <w:lsdException w:name="Table List 4" w:semiHidden="1" w:unhideWhenUsed="1"/>
+    <w:lsdException w:name="Table List 5" w:semiHidden="1" w:unhideWhenUsed="1"/>
+    <w:lsdException w:name="Table List 6" w:semiHidden="1" w:unhideWhenUsed="1"/>
+    <w:lsdException w:name="Table List 7" w:semiHidden="1" w:unhideWhenUsed="1"/>
+    <w:lsdException w:name="Table List 8" w:semiHidden="1" w:unhideWhenUsed="1"/>
+    <w:lsdException w:name="Table 3D effects 1" w:semiHidden="1" w:unhideWhenUsed="1"/>
+    <w:lsdException w:name="Table 3D effects 2" w:semiHidden="1" w:unhideWhenUsed="1"/>
+    <w:lsdException w:name="Table 3D effects 3" w:semiHidden="1" w:unhideWhenUsed="1"/>
+    <w:lsdException w:name="Table Contemporary" w:semiHidden="1" w:unhideWhenUsed="1"/>
+    <w:lsdException w:name="Table Elegant" w:semiHidden="1" w:unhideWhenUsed="1"/>
+    <w:lsdException w:name="Table Professional" w:semiHidden="1" w:unhideWhenUsed="1"/>
+    <w:lsdException w:name="Table Subtle 1" w:semiHidden="1" w:unhideWhenUsed="1"/>
+    <w:lsdException w:name="Table Subtle 2" w:semiHidden="1" w:unhideWhenUsed="1"/>
+    <w:lsdException w:name="Table Web 1" w:semiHidden="1" w:unhideWhenUsed="1"/>
+    <w:lsdException w:name="Table Web 2" w:semiHidden="1" w:unhideWhenUsed="1"/>
+    <w:lsdException w:name="Table Web 3" w:semiHidden="1" w:unhideWhenUsed="1"/>
+    <w:lsdException w:name="Balloon Text" w:semiHidden="1" w:unhideWhenUsed="1"/>
+    <w:lsdException w:name="Table Grid" w:uiPriority="39"/>
+    <w:lsdException w:name="Table Theme" w:semiHidden="1" w:unhideWhenUsed="1"/>
+    <w:lsdException w:name="Placeholder Text" w:semiHidden="1"/>
+    <w:lsdException w:name="No Spacing" w:uiPriority="1" w:qFormat="1"/>
+    <w:lsdException w:name="Light Shading" w:uiPriority="60"/>
+    <w:lsdException w:name="Light List" w:uiPriority="61"/>
+    <w:lsdException w:name="Light Grid" w:uiPriority="62"/>
+    <w:lsdException w:name="Medium Shading 1" w:uiPriority="63"/>
+    <w:lsdException w:name="Medium Shading 2" w:uiPriority="64"/>
+    <w:lsdException w:name="Medium List 1" w:uiPriority="65"/>
+    <w:lsdException w:name="Medium List 2" w:uiPriority="66"/>
+    <w:lsdException w:name="Medium Grid 1" w:uiPriority="67"/>
+    <w:lsdException w:name="Medium Grid 2" w:uiPriority="68"/>
+    <w:lsdException w:name="Medium Grid 3" w:uiPriority="69"/>
+    <w:lsdException w:name="Dark List" w:uiPriority="70"/>
+    <w:lsdException w:name="Colorful Shading" w:uiPriority="71"/>
+    <w:lsdException w:name="Colorful List" w:uiPriority="72"/>
+    <w:lsdException w:name="Colorful Grid" w:uiPriority="73"/>
+    <w:lsdException w:name="Light Shading Accent 1" w:uiPriority="60"/>
+    <w:lsdException w:name="Light List Accent 1" w:uiPriority="61"/>
+    <w:lsdException w:name="Light Grid Accent 1" w:uiPriority="62"/>
+    <w:lsdException w:name="Medium Shading 1 Accent 1" w:uiPriority="63"/>
+    <w:lsdException w:name="Medium Shading 2 Accent 1" w:uiPriority="64"/>
+    <w:lsdException w:name="Medium List 1 Accent 1" w:uiPriority="65"/>
+    <w:lsdException w:name="Revision" w:semiHidden="1"/>
+    <w:lsdException w:name="List Paragraph" w:uiPriority="34" w:qFormat="1"/>
+    <w:lsdException w:name="Quote" w:uiPriority="29" w:qFormat="1"/>
+    <w:lsdException w:name="Intense Quote" w:uiPriority="30" w:qFormat="1"/>
+    <w:lsdException w:name="Medium List 2 Accent 1" w:uiPriority="66"/>
+    <w:lsdException w:name="Medium Grid 1 Accent 1" w:uiPriority="67"/>
+    <w:lsdException w:name="Medium Grid 2 Accent 1" w:uiPriority="68"/>
+    <w:lsdException w:name="Medium Grid 3 Accent 1" w:uiPriority="69"/>
+    <w:lsdException w:name="Dark List Accent 1" w:uiPriority="70"/>
+    <w:lsdException w:name="Colorful Shading Accent 1" w:uiPriority="71"/>
+    <w:lsdException w:name="Colorful List Accent 1" w:uiPriority="72"/>
+    <w:lsdException w:name="Colorful Grid Accent 1" w:uiPriority="73"/>
+    <w:lsdException w:name="Light Shading Accent 2" w:uiPriority="60"/>
+    <w:lsdException w:name="Light List Accent 2" w:uiPriority="61"/>
+    <w:lsdException w:name="Light Grid Accent 2" w:uiPriority="62"/>
+    <w:lsdException w:name="Medium Shading 1 Accent 2" w:uiPriority="63"/>
+    <w:lsdException w:name="Medium Shading 2 Accent 2" w:uiPriority="64"/>
+    <w:lsdException w:name="Medium List 1 Accent 2" w:uiPriority="65"/>
+    <w:lsdException w:name="Medium List 2 Accent 2" w:uiPriority="66"/>
+    <w:lsdException w:name="Medium Grid 1 Accent 2" w:uiPriority="67"/>
+    <w:lsdException w:name="Medium Grid 2 Accent 2" w:uiPriority="68"/>
+    <w:lsdException w:name="Medium Grid 3 Accent 2" w:uiPriority="69"/>
+    <w:lsdException w:name="Dark List Accent 2" w:uiPriority="70"/>
+    <w:lsdException w:name="Colorful Shading Accent 2" w:uiPriority="71"/>
+    <w:lsdException w:name="Colorful List Accent 2" w:uiPriority="72"/>
+    <w:lsdException w:name="Colorful Grid Accent 2" w:uiPriority="73"/>
+    <w:lsdException w:name="Light Shading Accent 3" w:uiPriority="60"/>
+    <w:lsdException w:name="Light List Accent 3" w:uiPriority="61"/>
+    <w:lsdException w:name="Light Grid Accent 3" w:uiPriority="62"/>
+    <w:lsdException w:name="Medium Shading 1 Accent 3" w:uiPriority="63"/>
+    <w:lsdException w:name="Medium Shading 2 Accent 3" w:uiPriority="64"/>
+    <w:lsdException w:name="Medium List 1 Accent 3" w:uiPriority="65"/>
+    <w:lsdException w:name="Medium List 2 Accent 3" w:uiPriority="66"/>
+    <w:lsdException w:name="Medium Grid 1 Accent 3" w:uiPriority="67"/>
+    <w:lsdException w:name="Medium Grid 2 Accent 3" w:uiPriority="68"/>
+    <w:lsdException w:name="Medium Grid 3 Accent 3" w:uiPriority="69"/>
+    <w:lsdException w:name="Dark List Accent 3" w:uiPriority="70"/>
+    <w:lsdException w:name="Colorful Shading Accent 3" w:uiPriority="71"/>
+    <w:lsdException w:name="Colorful List Accent 3" w:uiPriority="72"/>
+    <w:lsdException w:name="Colorful Grid Accent 3" w:uiPriority="73"/>
+    <w:lsdException w:name="Light Shading Accent 4" w:uiPriority="60"/>
+    <w:lsdException w:name="Light List Accent 4" w:uiPriority="61"/>
+    <w:lsdException w:name="Light Grid Accent 4" w:uiPriority="62"/>
+    <w:lsdException w:name="Medium Shading 1 Accent 4" w:uiPriority="63"/>
+    <w:lsdException w:name="Medium Shading 2 Accent 4" w:uiPriority="64"/>
+    <w:lsdException w:name="Medium List 1 Accent 4" w:uiPriority="65"/>
+    <w:lsdException w:name="Medium List 2 Accent 4" w:uiPriority="66"/>
+    <w:lsdException w:name="Medium Grid 1 Accent 4" w:uiPriority="67"/>
+    <w:lsdException w:name="Medium Grid 2 Accent 4" w:uiPriority="68"/>
+    <w:lsdException w:name="Medium Grid 3 Accent 4" w:uiPriority="69"/>
+    <w:lsdException w:name="Dark List Accent 4" w:uiPriority="70"/>
+    <w:lsdException w:name="Colorful Shading Accent 4" w:uiPriority="71"/>
+    <w:lsdException w:name="Colorful List Accent 4" w:uiPriority="72"/>
+    <w:lsdException w:name="Colorful Grid Accent 4" w:uiPriority="73"/>
+    <w:lsdException w:name="Light Shading Accent 5" w:uiPriority="60"/>
+    <w:lsdException w:name="Light List Accent 5" w:uiPriority="61"/>
+    <w:lsdException w:name="Light Grid Accent 5" w:uiPriority="62"/>
+    <w:lsdException w:name="Medium Shading 1 Accent 5" w:uiPriority="63"/>
+    <w:lsdException w:name="Medium Shading 2 Accent 5" w:uiPriority="64"/>
+    <w:lsdException w:name="Medium List 1 Accent 5" w:uiPriority="65"/>
+    <w:lsdException w:name="Medium List 2 Accent 5" w:uiPriority="66"/>
+    <w:lsdException w:name="Medium Grid 1 Accent 5" w:uiPriority="67"/>
+    <w:lsdException w:name="Medium Grid 2 Accent 5" w:uiPriority="68"/>
+    <w:lsdException w:name="Medium Grid 3 Accent 5" w:uiPriority="69"/>
+    <w:lsdException w:name="Dark List Accent 5" w:uiPriority="70"/>
+    <w:lsdException w:name="Colorful Shading Accent 5" w:uiPriority="71"/>
+    <w:lsdException w:name="Colorful List Accent 5" w:uiPriority="72"/>
+    <w:lsdException w:name="Colorful Grid Accent 5" w:uiPriority="73"/>
+    <w:lsdException w:name="Light Shading Accent 6" w:uiPriority="60"/>
+    <w:lsdException w:name="Light List Accent 6" w:uiPriority="61"/>
+    <w:lsdException w:name="Light Grid Accent 6" w:uiPriority="62"/>
+    <w:lsdException w:name="Medium Shading 1 Accent 6" w:uiPriority="63"/>
+    <w:lsdException w:name="Medium Shading 2 Accent 6" w:uiPriority="64"/>
+    <w:lsdException w:name="Medium List 1 Accent 6" w:uiPriority="65"/>
+    <w:lsdException w:name="Medium List 2 Accent 6" w:uiPriority="66"/>
+    <w:lsdException w:name="Medium Grid 1 Accent 6" w:uiPriority="67"/>
+    <w:lsdException w:name="Medium Grid 2 Accent 6" w:uiPriority="68"/>
+    <w:lsdException w:name="Medium Grid 3 Accent 6" w:uiPriority="69"/>
+    <w:lsdException w:name="Dark List Accent 6" w:uiPriority="70"/>
+    <w:lsdException w:name="Colorful Shading Accent 6" w:uiPriority="71"/>
+    <w:lsdException w:name="Colorful List Accent 6" w:uiPriority="72"/>
+    <w:lsdException w:name="Colorful Grid Accent 6" w:uiPriority="73"/>
+    <w:lsdException w:name="Subtle Emphasis" w:uiPriority="19" w:qFormat="1"/>
+    <w:lsdException w:name="Intense Emphasis" w:uiPriority="21" w:qFormat="1"/>
+    <w:lsdException w:name="Subtle Reference" w:uiPriority="31" w:qFormat="1"/>
+    <w:lsdException w:name="Intense Reference" w:uiPriority="32" w:qFormat="1"/>
+    <w:lsdException w:name="Book Title" w:uiPriority="33" w:qFormat="1"/>
+    <w:lsdException w:name="Bibliography" w:semiHidden="1" w:uiPriority="37" w:unhideWhenUsed="1"/>
+    <w:lsdException w:name="TOC Heading" w:semiHidden="1" w:uiPriority="39" w:unhideWhenUsed="1" w:qFormat="1"/>
+    <w:lsdException w:name="Plain Table 1" w:uiPriority="41"/>
+    <w:lsdException w:name="Plain Table 2" w:uiPriority="42"/>
+    <w:lsdException w:name="Plain Table 3" w:uiPriority="43"/>
+    <w:lsdException w:name="Plain Table 4" w:uiPriority="44"/>
+    <w:lsdException w:name="Plain Table 5" w:uiPriority="45"/>
+    <w:lsdException w:name="Grid Table Light" w:uiPriority="40"/>
+    <w:lsdException w:name="Grid Table 1 Light" w:uiPriority="46"/>
+    <w:lsdException w:name="Grid Table 2" w:uiPriority="47"/>
+    <w:lsdException w:name="Grid Table 3" w:uiPriority="48"/>
+    <w:lsdException w:name="Grid Table 4" w:uiPriority="49"/>
+    <w:lsdException w:name="Grid Table 5 Dark" w:uiPriority="50"/>
+    <w:lsdException w:name="Grid Table 6 Colorful" w:uiPriority="51"/>
+    <w:lsdException w:name="Grid Table 7 Colorful" w:uiPriority="52"/>
+    <w:lsdException w:name="Grid Table 1 Light Accent 1" w:uiPriority="46"/>
+    <w:lsdException w:name="Grid Table 2 Accent 1" w:uiPriority="47"/>
+    <w:lsdException w:name="Grid Table 3 Accent 1" w:uiPriority="48"/>
+    <w:lsdException w:name="Grid Table 4 Accent 1" w:uiPriority="49"/>
+    <w:lsdException w:name="Grid Table 5 Dark Accent 1" w:uiPriority="50"/>
+    <w:lsdException w:name="Grid Table 6 Colorful Accent 1" w:uiPriority="51"/>
+    <w:lsdException w:name="Grid Table 7 Colorful Accent 1" w:uiPriority="52"/>
+    <w:lsdException w:name="Grid Table 1 Light Accent 2" w:uiPriority="46"/>
+    <w:lsdException w:name="Grid Table 2 Accent 2" w:uiPriority="47"/>
+    <w:lsdException w:name="Grid Table 3 Accent 2" w:uiPriority="48"/>
+    <w:lsdException w:name="Grid Table 4 Accent 2" w:uiPriority="49"/>
+    <w:lsdException w:name="Grid Table 5 Dark Accent 2" w:uiPriority="50"/>
+    <w:lsdException w:name="Grid Table 6 Colorful Accent 2" w:uiPriority="51"/>
+    <w:lsdException w:name="Grid Table 7 Colorful Accent 2" w:uiPriority="52"/>
+    <w:lsdException w:name="Grid Table 1 Light Accent 3" w:uiPriority="46"/>
+    <w:lsdException w:name="Grid Table 2 Accent 3" w:uiPriority="47"/>
+    <w:lsdException w:name="Grid Table 3 Accent 3" w:uiPriority="48"/>
+    <w:lsdException w:name="Grid Table 4 Accent 3" w:uiPriority="49"/>
+    <w:lsdException w:name="Grid Table 5 Dark Accent 3" w:uiPriority="50"/>
+    <w:lsdException w:name="Grid Table 6 Colorful Accent 3" w:uiPriority="51"/>
+    <w:lsdException w:name="Grid Table 7 Colorful Accent 3" w:uiPriority="52"/>
+    <w:lsdException w:name="Grid Table 1 Light Accent 4" w:uiPriority="46"/>
+    <w:lsdException w:name="Grid Table 2 Accent 4" w:uiPriority="47"/>
+    <w:lsdException w:name="Grid Table 3 Accent 4" w:uiPriority="48"/>
+    <w:lsdException w:name="Grid Table 4 Accent 4" w:uiPriority="49"/>
+    <w:lsdException w:name="Grid Table 5 Dark Accent 4" w:uiPriority="50"/>
+    <w:lsdException w:name="Grid Table 6 Colorful Accent 4" w:uiPriority="51"/>
+    <w:lsdException w:name="Grid Table 7 Colorful Accent 4" w:uiPriority="52"/>
+    <w:lsdException w:name="Grid Table 1 Light Accent 5" w:uiPriority="46"/>
+    <w:lsdException w:name="Grid Table 2 Accent 5" w:uiPriority="47"/>
+    <w:lsdException w:name="Grid Table 3 Accent 5" w:uiPriority="48"/>
+    <w:lsdException w:name="Grid Table 4 Accent 5" w:uiPriority="49"/>
+    <w:lsdException w:name="Grid Table 5 Dark Accent 5" w:uiPriority="50"/>
+    <w:lsdException w:name="Grid Table 6 Colorful Accent 5" w:uiPriority="51"/>
+    <w:lsdException w:name="Grid Table 7 Colorful Accent 5" w:uiPriority="52"/>
+    <w:lsdException w:name="Grid Table 1 Light Accent 6" w:uiPriority="46"/>
+    <w:lsdException w:name="Grid Table 2 Accent 6" w:uiPriority="47"/>
+    <w:lsdException w:name="Grid Table 3 Accent 6" w:uiPriority="48"/>
+    <w:lsdException w:name="Grid Table 4 Accent 6" w:uiPriority="49"/>
+    <w:lsdException w:name="Grid Table 5 Dark Accent 6" w:uiPriority="50"/>
+    <w:lsdException w:name="Grid Table 6 Colorful Accent 6" w:uiPriority="51"/>
+    <w:lsdException w:name="Grid Table 7 Colorful Accent 6" w:uiPriority="52"/>
+    <w:lsdException w:name="List Table 1 Light" w:uiPriority="46"/>
+    <w:lsdException w:name="List Table 2" w:uiPriority="47"/>
+    <w:lsdException w:name="List Table 3" w:uiPriority="48"/>
+    <w:lsdException w:name="List Table 4" w:uiPriority="49"/>
+    <w:lsdException w:name="List Table 5 Dark" w:uiPriority="50"/>
+    <w:lsdException w:name="List Table 6 Colorful" w:uiPriority="51"/>
+    <w:lsdException w:name="List Table 7 Colorful" w:uiPriority="52"/>
+    <w:lsdException w:name="List Table 1 Light Accent 1" w:uiPriority="46"/>
+    <w:lsdException w:name="List Table 2 Accent 1" w:uiPriority="47"/>
+    <w:lsdException w:name="List Table 3 Accent 1" w:uiPriority="48"/>
+    <w:lsdException w:name="List Table 4 Accent 1" w:uiPriority="49"/>
+    <w:lsdException w:name="List Table 5 Dark Accent 1" w:uiPriority="50"/>
+    <w:lsdException w:name="List Table 6 Colorful Accent 1" w:uiPriority="51"/>
+    <w:lsdException w:name="List Table 7 Colorful Accent 1" w:uiPriority="52"/>
+    <w:lsdException w:name="List Table 1 Light Accent 2" w:uiPriority="46"/>
+    <w:lsdException w:name="List Table 2 Accent 2" w:uiPriority="47"/>
+    <w:lsdException w:name="List Table 3 Accent 2" w:uiPriority="48"/>
+    <w:lsdException w:name="List Table 4 Accent 2" w:uiPriority="49"/>
+    <w:lsdException w:name="List Table 5 Dark Accent 2" w:uiPriority="50"/>
+    <w:lsdException w:name="List Table 6 Colorful Accent 2" w:uiPriority="51"/>
+    <w:lsdException w:name="List Table 7 Colorful Accent 2" w:uiPriority="52"/>
+    <w:lsdException w:name="List Table 1 Light Accent 3" w:uiPriority="46"/>
+    <w:lsdException w:name="List Table 2 Accent 3" w:uiPriority="47"/>
+    <w:lsdException w:name="List Table 3 Accent 3" w:uiPriority="48"/>
+    <w:lsdException w:name="List Table 4 Accent 3" w:uiPriority="49"/>
+    <w:lsdException w:name="List Table 5 Dark Accent 3" w:uiPriority="50"/>
+    <w:lsdException w:name="List Table 6 Colorful Accent 3" w:uiPriority="51"/>
+    <w:lsdException w:name="List Table 7 Colorful Accent 3" w:uiPriority="52"/>
+    <w:lsdException w:name="List Table 1 Light Accent 4" w:uiPriority="46"/>
+    <w:lsdException w:name="List Table 2 Accent 4" w:uiPriority="47"/>
+    <w:lsdException w:name="List Table 3 Accent 4" w:uiPriority="48"/>
+    <w:lsdException w:name="List Table 4 Accent 4" w:uiPriority="49"/>
+    <w:lsdException w:name="List Table 5 Dark Accent 4" w:uiPriority="50"/>
+    <w:lsdException w:name="List Table 6 Colorful Accent 4" w:uiPriority="51"/>
+    <w:lsdException w:name="List Table 7 Colorful Accent 4" w:uiPriority="52"/>
+    <w:lsdException w:name="List Table 1 Light Accent 5" w:uiPriority="46"/>
+    <w:lsdException w:name="List Table 2 Accent 5" w:uiPriority="47"/>
+    <w:lsdException w:name="List Table 3 Accent 5" w:uiPriority="48"/>
+    <w:lsdException w:name="List Table 4 Accent 5" w:uiPriority="49"/>
+    <w:lsdException w:name="List Table 5 Dark Accent 5" w:uiPriority="50"/>
+    <w:lsdException w:name="List Table 6 Colorful Accent 5" w:uiPriority="51"/>
+    <w:lsdException w:name="List Table 7 Colorful Accent 5" w:uiPriority="52"/>
+    <w:lsdException w:name="List Table 1 Light Accent 6" w:uiPriority="46"/>
+    <w:lsdException w:name="List Table 2 Accent 6" w:uiPriority="47"/>
+    <w:lsdException w:name="List Table 3 Accent 6" w:uiPriority="48"/>
+    <w:lsdException w:name="List Table 4 Accent 6" w:uiPriority="49"/>
+    <w:lsdException w:name="List Table 5 Dark Accent 6" w:uiPriority="50"/>
+    <w:lsdException w:name="List Table 6 Colorful Accent 6" w:uiPriority="51"/>
+    <w:lsdException w:name="List Table 7 Colorful Accent 6" w:uiPriority="52"/>
+    <w:lsdException w:name="Mention" w:semiHidden="1" w:unhideWhenUsed="1"/>
+    <w:lsdException w:name="Smart Hyperlink" w:semiHidden="1" w:unhideWhenUsed="1"/>
+    <w:lsdException w:name="Hashtag" w:semiHidden="1" w:unhideWhenUsed="1"/>
+    <w:lsdException w:name="Unresolved Mention" w:semiHidden="1" w:unhideWhenUsed="1"/>
+    <w:lsdException w:name="Smart Link" w:semiHidden="1" w:unhideWhenUsed="1"/>
+  </w:latentStyles>
+  <w:style w:type="paragraph" w:default="1" w:styleId="Normal">
+    <w:name w:val="Normal"/>
+    <w:qFormat/>
   </w:style>
-  <w:style w:type="paragraph" w:styleId="Normal" w:default="1">
-    <w:name w:val="normal"/>
-  </w:style>
-  <w:style w:type="paragraph" w:styleId="Heading1">
+  <w:style w:type="paragraph" w:styleId="Balk1">
     <w:name w:val="heading 1"/>
     <w:basedOn w:val="Normal"/>
     <w:next w:val="Normal"/>
+    <w:uiPriority w:val="9"/>
+    <w:qFormat/>
     <w:pPr>
-      <w:keepNext w:val="1"/>
-      <w:keepLines w:val="1"/>
-      <w:pageBreakBefore w:val="0"/>
-      <w:spacing w:after="120" w:before="400" w:lineRule="auto"/>
+      <w:keepNext/>
+      <w:keepLines/>
+      <w:spacing w:before="400" w:after="120"/>
+      <w:outlineLvl w:val="0"/>
     </w:pPr>
     <w:rPr>
       <w:sz w:val="40"/>
       <w:szCs w:val="40"/>
     </w:rPr>
   </w:style>
-  <w:style w:type="paragraph" w:styleId="Heading2">
+  <w:style w:type="paragraph" w:styleId="Balk2">
     <w:name w:val="heading 2"/>
     <w:basedOn w:val="Normal"/>
     <w:next w:val="Normal"/>
+    <w:uiPriority w:val="9"/>
+    <w:semiHidden/>
+    <w:unhideWhenUsed/>
+    <w:qFormat/>
     <w:pPr>
-      <w:keepNext w:val="1"/>
-      <w:keepLines w:val="1"/>
-      <w:pageBreakBefore w:val="0"/>
-      <w:spacing w:after="120" w:before="360" w:lineRule="auto"/>
+      <w:keepNext/>
+      <w:keepLines/>
+      <w:spacing w:before="360" w:after="120"/>
+      <w:outlineLvl w:val="1"/>
     </w:pPr>
     <w:rPr>
-      <w:b w:val="0"/>
       <w:sz w:val="32"/>
       <w:szCs w:val="32"/>
     </w:rPr>
   </w:style>
-  <w:style w:type="paragraph" w:styleId="Heading3">
+  <w:style w:type="paragraph" w:styleId="Balk3">
     <w:name w:val="heading 3"/>
     <w:basedOn w:val="Normal"/>
     <w:next w:val="Normal"/>
+    <w:uiPriority w:val="9"/>
+    <w:semiHidden/>
+    <w:unhideWhenUsed/>
+    <w:qFormat/>
     <w:pPr>
-      <w:keepNext w:val="1"/>
-      <w:keepLines w:val="1"/>
-      <w:pageBreakBefore w:val="0"/>
-      <w:spacing w:after="80" w:before="320" w:lineRule="auto"/>
+      <w:keepNext/>
+      <w:keepLines/>
+      <w:spacing w:before="320" w:after="80"/>
+      <w:outlineLvl w:val="2"/>
     </w:pPr>
     <w:rPr>
-      <w:b w:val="0"/>
       <w:color w:val="434343"/>
       <w:sz w:val="28"/>
       <w:szCs w:val="28"/>
     </w:rPr>
   </w:style>
-  <w:style w:type="paragraph" w:styleId="Heading4">
+  <w:style w:type="paragraph" w:styleId="Balk4">
     <w:name w:val="heading 4"/>
     <w:basedOn w:val="Normal"/>
     <w:next w:val="Normal"/>
+    <w:uiPriority w:val="9"/>
+    <w:semiHidden/>
+    <w:unhideWhenUsed/>
+    <w:qFormat/>
     <w:pPr>
-      <w:keepNext w:val="1"/>
-      <w:keepLines w:val="1"/>
-      <w:pageBreakBefore w:val="0"/>
-      <w:spacing w:after="80" w:before="280" w:lineRule="auto"/>
+      <w:keepNext/>
+      <w:keepLines/>
+      <w:spacing w:before="280" w:after="80"/>
+      <w:outlineLvl w:val="3"/>
     </w:pPr>
     <w:rPr>
       <w:color w:val="666666"/>
@@ -736,67 +2214,109 @@
       <w:szCs w:val="24"/>
     </w:rPr>
   </w:style>
-  <w:style w:type="paragraph" w:styleId="Heading5">
+  <w:style w:type="paragraph" w:styleId="Balk5">
     <w:name w:val="heading 5"/>
     <w:basedOn w:val="Normal"/>
     <w:next w:val="Normal"/>
+    <w:uiPriority w:val="9"/>
+    <w:semiHidden/>
+    <w:unhideWhenUsed/>
+    <w:qFormat/>
     <w:pPr>
-      <w:keepNext w:val="1"/>
-      <w:keepLines w:val="1"/>
-      <w:pageBreakBefore w:val="0"/>
-      <w:spacing w:after="80" w:before="240" w:lineRule="auto"/>
+      <w:keepNext/>
+      <w:keepLines/>
+      <w:spacing w:before="240" w:after="80"/>
+      <w:outlineLvl w:val="4"/>
     </w:pPr>
     <w:rPr>
       <w:color w:val="666666"/>
-      <w:sz w:val="22"/>
-      <w:szCs w:val="22"/>
     </w:rPr>
   </w:style>
-  <w:style w:type="paragraph" w:styleId="Heading6">
+  <w:style w:type="paragraph" w:styleId="Balk6">
     <w:name w:val="heading 6"/>
     <w:basedOn w:val="Normal"/>
     <w:next w:val="Normal"/>
+    <w:uiPriority w:val="9"/>
+    <w:semiHidden/>
+    <w:unhideWhenUsed/>
+    <w:qFormat/>
     <w:pPr>
-      <w:keepNext w:val="1"/>
-      <w:keepLines w:val="1"/>
-      <w:pageBreakBefore w:val="0"/>
-      <w:spacing w:after="80" w:before="240" w:lineRule="auto"/>
+      <w:keepNext/>
+      <w:keepLines/>
+      <w:spacing w:before="240" w:after="80"/>
+      <w:outlineLvl w:val="5"/>
     </w:pPr>
     <w:rPr>
-      <w:i w:val="1"/>
+      <w:i/>
       <w:color w:val="666666"/>
-      <w:sz w:val="22"/>
-      <w:szCs w:val="22"/>
     </w:rPr>
   </w:style>
-  <w:style w:type="paragraph" w:styleId="Title">
+  <w:style w:type="character" w:default="1" w:styleId="VarsaylanParagrafYazTipi">
+    <w:name w:val="Default Paragraph Font"/>
+    <w:uiPriority w:val="1"/>
+    <w:semiHidden/>
+    <w:unhideWhenUsed/>
+  </w:style>
+  <w:style w:type="table" w:default="1" w:styleId="NormalTablo">
+    <w:name w:val="Normal Table"/>
+    <w:uiPriority w:val="99"/>
+    <w:semiHidden/>
+    <w:unhideWhenUsed/>
+    <w:tblPr>
+      <w:tblInd w:w="0" w:type="dxa"/>
+      <w:tblCellMar>
+        <w:top w:w="0" w:type="dxa"/>
+        <w:left w:w="108" w:type="dxa"/>
+        <w:bottom w:w="0" w:type="dxa"/>
+        <w:right w:w="108" w:type="dxa"/>
+      </w:tblCellMar>
+    </w:tblPr>
+  </w:style>
+  <w:style w:type="numbering" w:default="1" w:styleId="ListeYok">
+    <w:name w:val="No List"/>
+    <w:uiPriority w:val="99"/>
+    <w:semiHidden/>
+    <w:unhideWhenUsed/>
+  </w:style>
+  <w:style w:type="table" w:customStyle="1" w:styleId="TableNormal">
+    <w:name w:val="TableNormal"/>
+    <w:tblPr>
+      <w:tblCellMar>
+        <w:top w:w="100" w:type="dxa"/>
+        <w:left w:w="100" w:type="dxa"/>
+        <w:bottom w:w="100" w:type="dxa"/>
+        <w:right w:w="100" w:type="dxa"/>
+      </w:tblCellMar>
+    </w:tblPr>
+  </w:style>
+  <w:style w:type="paragraph" w:styleId="KonuBal">
     <w:name w:val="Title"/>
     <w:basedOn w:val="Normal"/>
     <w:next w:val="Normal"/>
+    <w:uiPriority w:val="10"/>
+    <w:qFormat/>
     <w:pPr>
-      <w:keepNext w:val="1"/>
-      <w:keepLines w:val="1"/>
-      <w:pageBreakBefore w:val="0"/>
-      <w:spacing w:after="60" w:before="0" w:lineRule="auto"/>
+      <w:keepNext/>
+      <w:keepLines/>
+      <w:spacing w:after="60"/>
     </w:pPr>
     <w:rPr>
       <w:sz w:val="52"/>
       <w:szCs w:val="52"/>
     </w:rPr>
   </w:style>
-  <w:style w:type="paragraph" w:styleId="Subtitle">
+  <w:style w:type="paragraph" w:styleId="Altyaz">
     <w:name w:val="Subtitle"/>
     <w:basedOn w:val="Normal"/>
     <w:next w:val="Normal"/>
+    <w:uiPriority w:val="11"/>
+    <w:qFormat/>
     <w:pPr>
-      <w:keepNext w:val="1"/>
-      <w:keepLines w:val="1"/>
-      <w:pageBreakBefore w:val="0"/>
-      <w:spacing w:after="320" w:before="0" w:lineRule="auto"/>
+      <w:keepNext/>
+      <w:keepLines/>
+      <w:spacing w:after="320"/>
     </w:pPr>
     <w:rPr>
-      <w:rFonts w:ascii="Arial" w:cs="Arial" w:eastAsia="Arial" w:hAnsi="Arial"/>
-      <w:i w:val="0"/>
       <w:color w:val="666666"/>
       <w:sz w:val="30"/>
       <w:szCs w:val="30"/>
